--- a/apostila/Apostila-3o-periodo-candidato.docx
+++ b/apostila/Apostila-3o-periodo-candidato.docx
@@ -4137,7 +4137,7 @@
       <w:r>
         <w:drawing>
           <wp:inline distT="0" distB="0" distL="0" distR="0">
-            <wp:extent cx="4476750" cy="1809750"/>
+            <wp:extent cx="4476750" cy="1647825"/>
             <wp:effectExtent t="0" r="0" b="0" l="0"/>
             <wp:docPr id="1" name="" descr="" title=""/>
             <wp:cNvGraphicFramePr>
@@ -4162,7 +4162,7 @@
                   <pic:spPr bwMode="auto">
                     <a:xfrm>
                       <a:off x="0" y="0"/>
-                      <a:ext cx="4476750" cy="1809750"/>
+                      <a:ext cx="4476750" cy="1647825"/>
                     </a:xfrm>
                     <a:prstGeom prst="rect">
                       <a:avLst/>
@@ -5110,7 +5110,7 @@
       <w:r>
         <w:drawing>
           <wp:inline distT="0" distB="0" distL="0" distR="0">
-            <wp:extent cx="4476750" cy="3057525"/>
+            <wp:extent cx="4476750" cy="1247775"/>
             <wp:effectExtent t="0" r="0" b="0" l="0"/>
             <wp:docPr id="1" name="" descr="" title=""/>
             <wp:cNvGraphicFramePr>
@@ -5135,7 +5135,7 @@
                   <pic:spPr bwMode="auto">
                     <a:xfrm>
                       <a:off x="0" y="0"/>
-                      <a:ext cx="4476750" cy="3057525"/>
+                      <a:ext cx="4476750" cy="1247775"/>
                     </a:xfrm>
                     <a:prstGeom prst="rect">
                       <a:avLst/>
@@ -6971,7 +6971,7 @@
       <w:r>
         <w:drawing>
           <wp:inline distT="0" distB="0" distL="0" distR="0">
-            <wp:extent cx="4476750" cy="3057525"/>
+            <wp:extent cx="4476750" cy="1247775"/>
             <wp:effectExtent t="0" r="0" b="0" l="0"/>
             <wp:docPr id="1" name="" descr="" title=""/>
             <wp:cNvGraphicFramePr>
@@ -6996,7 +6996,7 @@
                   <pic:spPr bwMode="auto">
                     <a:xfrm>
                       <a:off x="0" y="0"/>
-                      <a:ext cx="4476750" cy="3057525"/>
+                      <a:ext cx="4476750" cy="1247775"/>
                     </a:xfrm>
                     <a:prstGeom prst="rect">
                       <a:avLst/>

--- a/apostila/Apostila-3o-periodo-candidato.docx
+++ b/apostila/Apostila-3o-periodo-candidato.docx
@@ -4137,7 +4137,7 @@
       <w:r>
         <w:drawing>
           <wp:inline distT="0" distB="0" distL="0" distR="0">
-            <wp:extent cx="4476750" cy="1647825"/>
+            <wp:extent cx="5848350" cy="3371850"/>
             <wp:effectExtent t="0" r="0" b="0" l="0"/>
             <wp:docPr id="1" name="" descr="" title=""/>
             <wp:cNvGraphicFramePr>
@@ -4162,7 +4162,7 @@
                   <pic:spPr bwMode="auto">
                     <a:xfrm>
                       <a:off x="0" y="0"/>
-                      <a:ext cx="4476750" cy="1647825"/>
+                      <a:ext cx="5848350" cy="3371850"/>
                     </a:xfrm>
                     <a:prstGeom prst="rect">
                       <a:avLst/>
@@ -5110,7 +5110,7 @@
       <w:r>
         <w:drawing>
           <wp:inline distT="0" distB="0" distL="0" distR="0">
-            <wp:extent cx="4476750" cy="1247775"/>
+            <wp:extent cx="3476625" cy="2543175"/>
             <wp:effectExtent t="0" r="0" b="0" l="0"/>
             <wp:docPr id="1" name="" descr="" title=""/>
             <wp:cNvGraphicFramePr>
@@ -5135,7 +5135,7 @@
                   <pic:spPr bwMode="auto">
                     <a:xfrm>
                       <a:off x="0" y="0"/>
-                      <a:ext cx="4476750" cy="1247775"/>
+                      <a:ext cx="3476625" cy="2543175"/>
                     </a:xfrm>
                     <a:prstGeom prst="rect">
                       <a:avLst/>
@@ -6971,7 +6971,7 @@
       <w:r>
         <w:drawing>
           <wp:inline distT="0" distB="0" distL="0" distR="0">
-            <wp:extent cx="4476750" cy="1247775"/>
+            <wp:extent cx="3476625" cy="2543175"/>
             <wp:effectExtent t="0" r="0" b="0" l="0"/>
             <wp:docPr id="1" name="" descr="" title=""/>
             <wp:cNvGraphicFramePr>
@@ -6996,7 +6996,7 @@
                   <pic:spPr bwMode="auto">
                     <a:xfrm>
                       <a:off x="0" y="0"/>
-                      <a:ext cx="4476750" cy="1247775"/>
+                      <a:ext cx="3476625" cy="2543175"/>
                     </a:xfrm>
                     <a:prstGeom prst="rect">
                       <a:avLst/>

--- a/apostila/Apostila-3o-periodo-candidato.docx
+++ b/apostila/Apostila-3o-periodo-candidato.docx
@@ -12591,7 +12591,7 @@
           <w:sz w:val="17"/>
           <w:szCs w:val="17"/>
         </w:rPr>
-        <w:t xml:space="preserve">MSA · continuação da aula anterior</w:t>
+        <w:t xml:space="preserve">MSA · tópicos 6.1 a 9.1</w:t>
       </w:r>
     </w:p>
     <w:p>
@@ -12762,121 +12762,6 @@
                 <w:szCs w:val="20"/>
               </w:rPr>
               <w:t xml:space="preserve">Combine com um colega de voz diferente e ensaiem juntos o hino da apresentação.</w:t>
-            </w:r>
-          </w:p>
-        </w:tc>
-      </w:tr>
-    </w:tbl>
-    <w:p>
-      <w:r>
-        <w:br w:type="page"/>
-      </w:r>
-    </w:p>
-    <w:p>
-      <w:pPr>
-        <w:pStyle w:val="Heading1"/>
-        <w:spacing w:after="50"/>
-      </w:pPr>
-      <w:r>
-        <w:rPr>
-          <w:rFonts w:ascii="Cambria" w:cs="Cambria" w:eastAsia="Cambria" w:hAnsi="Cambria"/>
-          <w:b/>
-          <w:bCs/>
-          <w:color w:val="1F5673"/>
-          <w:sz w:val="30"/>
-          <w:szCs w:val="30"/>
-        </w:rPr>
-        <w:t xml:space="preserve">Aula 16</w:t>
-      </w:r>
-    </w:p>
-    <w:p>
-      <w:pPr>
-        <w:pBdr>
-          <w:bottom w:val="single" w:color="D6DCDA" w:sz="6" w:space="6"/>
-        </w:pBdr>
-        <w:spacing w:after="90"/>
-      </w:pPr>
-      <w:r>
-        <w:rPr>
-          <w:rFonts w:ascii="Cambria" w:cs="Cambria" w:eastAsia="Cambria" w:hAnsi="Cambria"/>
-          <w:color w:val="16212A"/>
-          <w:sz w:val="26"/>
-          <w:szCs w:val="26"/>
-        </w:rPr>
-        <w:t xml:space="preserve">Avaliação do 3º Período</w:t>
-      </w:r>
-    </w:p>
-    <w:p>
-      <w:pPr>
-        <w:spacing w:after="220" w:line="300"/>
-      </w:pPr>
-      <w:r>
-        <w:rPr>
-          <w:rFonts w:ascii="Calibri" w:cs="Calibri" w:eastAsia="Calibri" w:hAnsi="Calibri"/>
-          <w:caps/>
-          <w:color w:val="5C6B75"/>
-          <w:spacing w:val="16"/>
-          <w:sz w:val="17"/>
-          <w:szCs w:val="17"/>
-        </w:rPr>
-        <w:t xml:space="preserve">MSA · tópicos 6.1 a 9.1</w:t>
-      </w:r>
-    </w:p>
-    <w:tbl>
-      <w:tblPr>
-        <w:tblW w:type="dxa" w:w="9350"/>
-        <w:tblBorders>
-          <w:top w:val="single" w:color="D6DCDA" w:sz="2"/>
-          <w:left w:val="single" w:color="1F5673" w:sz="18"/>
-          <w:bottom w:val="single" w:color="D6DCDA" w:sz="2"/>
-          <w:right w:val="single" w:color="D6DCDA" w:sz="2"/>
-          <w:insideH w:val="none" w:color="FFFFFF" w:sz="0"/>
-          <w:insideV w:val="none" w:color="FFFFFF" w:sz="0"/>
-        </w:tblBorders>
-      </w:tblPr>
-      <w:tblGrid>
-        <w:gridCol w:w="9350"/>
-      </w:tblGrid>
-      <w:tr>
-        <w:tc>
-          <w:tcPr>
-            <w:tcW w:type="dxa" w:w="9350"/>
-            <w:shd w:fill="F2F4F3" w:val="clear"/>
-            <w:tcMar>
-              <w:top w:type="dxa" w:w="140"/>
-              <w:left w:type="dxa" w:w="200"/>
-              <w:bottom w:type="dxa" w:w="140"/>
-              <w:right w:type="dxa" w:w="200"/>
-            </w:tcMar>
-          </w:tcPr>
-          <w:p>
-            <w:pPr>
-              <w:spacing w:after="70" w:line="300"/>
-            </w:pPr>
-            <w:r>
-              <w:rPr>
-                <w:rFonts w:ascii="Calibri" w:cs="Calibri" w:eastAsia="Calibri" w:hAnsi="Calibri"/>
-                <w:b/>
-                <w:bCs/>
-                <w:color w:val="16212A"/>
-                <w:sz w:val="21"/>
-                <w:szCs w:val="21"/>
-              </w:rPr>
-              <w:t xml:space="preserve">Conclusão dos exercícios individuais</w:t>
-            </w:r>
-          </w:p>
-          <w:p>
-            <w:pPr>
-              <w:spacing w:after="0" w:line="300"/>
-            </w:pPr>
-            <w:r>
-              <w:rPr>
-                <w:rFonts w:ascii="Calibri" w:cs="Calibri" w:eastAsia="Calibri" w:hAnsi="Calibri"/>
-                <w:color w:val="16212A"/>
-                <w:sz w:val="21"/>
-                <w:szCs w:val="21"/>
-              </w:rPr>
-              <w:t xml:space="preserve">Aula reservada às apresentações pendentes do período. Confira nas páginas anteriores os exercícios de prática ainda sem o visto do instrutor.</w:t>
             </w:r>
           </w:p>
         </w:tc>

--- a/apostila/Apostila-3o-periodo-candidato.docx
+++ b/apostila/Apostila-3o-periodo-candidato.docx
@@ -3698,7 +3698,7 @@
                 <w:sz w:val="19"/>
                 <w:szCs w:val="19"/>
               </w:rPr>
-              <w:t xml:space="preserve">Hinos 42, 8 e 4 — hinos em tonalidades de bemóis, uma armadura de cada.</w:t>
+              <w:t xml:space="preserve">Hinos 14, 8 e 4 — hinos em tonalidades de bemóis, uma armadura de cada.</w:t>
             </w:r>
           </w:p>
           <w:p>
@@ -3714,7 +3714,7 @@
                 <w:sz w:val="19"/>
                 <w:szCs w:val="19"/>
               </w:rPr>
-              <w:t xml:space="preserve">Hino 42 — Fá maior · em 4 · ♩ = 50-60</w:t>
+              <w:t xml:space="preserve">Hino 14 — Fá maior · ♩ = 112-144</w:t>
             </w:r>
           </w:p>
           <w:p>
@@ -3729,7 +3729,7 @@
                 <w:sz w:val="19"/>
                 <w:szCs w:val="19"/>
               </w:rPr>
-              <w:t xml:space="preserve">· O hino 42 está em Fá maior. Quais bemóis há na armadura, em ordem?</w:t>
+              <w:t xml:space="preserve">· O hino 14 está em Fá maior. Quais bemóis há na armadura, em ordem?</w:t>
             </w:r>
           </w:p>
           <w:p>
@@ -3760,7 +3760,7 @@
                 <w:sz w:val="19"/>
                 <w:szCs w:val="19"/>
               </w:rPr>
-              <w:t xml:space="preserve">· Pela regra do penúltimo bemol, confira: a armadura do hino 42 leva a que tonalidade?</w:t>
+              <w:t xml:space="preserve">· Pela regra do penúltimo bemol, confira: a armadura do hino 14 leva a que tonalidade?</w:t>
             </w:r>
           </w:p>
           <w:p>
@@ -5798,7 +5798,7 @@
                 <w:sz w:val="19"/>
                 <w:szCs w:val="19"/>
               </w:rPr>
-              <w:t xml:space="preserve">Hino 287 — Sol maior · em 3</w:t>
+              <w:t xml:space="preserve">Hino 293 — Mi♭ maior</w:t>
             </w:r>
           </w:p>
           <w:p>
@@ -5813,7 +5813,7 @@
                 <w:sz w:val="19"/>
                 <w:szCs w:val="19"/>
               </w:rPr>
-              <w:t xml:space="preserve">· O hino 287 está na lista do GEM para esta aula. Localize nele o que a aula estudou e mostre onde está.</w:t>
+              <w:t xml:space="preserve">· O hino 293 está na lista do GEM para esta aula. Localize nele o que a aula estudou e mostre onde está.</w:t>
             </w:r>
           </w:p>
           <w:p>
@@ -5845,7 +5845,7 @@
                 <w:sz w:val="19"/>
                 <w:szCs w:val="19"/>
               </w:rPr>
-              <w:t xml:space="preserve">Hino 399 — Fá maior · em 3</w:t>
+              <w:t xml:space="preserve">Hino 287 — Sol maior · em 3</w:t>
             </w:r>
           </w:p>
           <w:p>
@@ -5860,7 +5860,54 @@
                 <w:sz w:val="19"/>
                 <w:szCs w:val="19"/>
               </w:rPr>
-              <w:t xml:space="preserve">· O hino 399 está na lista do GEM para esta aula. Localize nele o que a aula estudou e mostre onde está.</w:t>
+              <w:t xml:space="preserve">· O hino 287 está na lista do GEM para esta aula. Localize nele o que a aula estudou e mostre onde está.</w:t>
+            </w:r>
+          </w:p>
+          <w:p>
+            <w:pPr>
+              <w:pBdr>
+                <w:bottom w:val="dotted" w:color="AFBAC0" w:sz="6" w:space="2"/>
+              </w:pBdr>
+              <w:spacing w:after="0" w:before="200"/>
+              <w:ind w:left="340"/>
+            </w:pPr>
+            <w:r>
+              <w:rPr>
+                <w:sz w:val="20"/>
+                <w:szCs w:val="20"/>
+              </w:rPr>
+              <w:t xml:space="preserve"/>
+            </w:r>
+          </w:p>
+          <w:p>
+            <w:pPr>
+              <w:spacing w:after="35" w:before="70" w:line="300"/>
+            </w:pPr>
+            <w:r>
+              <w:rPr>
+                <w:rFonts w:ascii="Calibri" w:cs="Calibri" w:eastAsia="Calibri" w:hAnsi="Calibri"/>
+                <w:b/>
+                <w:bCs/>
+                <w:color w:val="16212A"/>
+                <w:sz w:val="19"/>
+                <w:szCs w:val="19"/>
+              </w:rPr>
+              <w:t xml:space="preserve">Hino 418 — Ré maior · em 3</w:t>
+            </w:r>
+          </w:p>
+          <w:p>
+            <w:pPr>
+              <w:spacing w:after="25" w:line="280"/>
+              <w:ind w:left="200"/>
+            </w:pPr>
+            <w:r>
+              <w:rPr>
+                <w:rFonts w:ascii="Calibri" w:cs="Calibri" w:eastAsia="Calibri" w:hAnsi="Calibri"/>
+                <w:color w:val="16212A"/>
+                <w:sz w:val="19"/>
+                <w:szCs w:val="19"/>
+              </w:rPr>
+              <w:t xml:space="preserve">· O hino 418 está na lista do GEM para esta aula. Localize nele o que a aula estudou e mostre onde está.</w:t>
             </w:r>
           </w:p>
           <w:p>
@@ -12393,7 +12440,7 @@
                 <w:sz w:val="19"/>
                 <w:szCs w:val="19"/>
               </w:rPr>
-              <w:t xml:space="preserve">Hino 298 — Mi♭ maior</w:t>
+              <w:t xml:space="preserve">Hino 63 — Si♭ maior · em 3 · ♩ = 46-56</w:t>
             </w:r>
           </w:p>
           <w:p>
@@ -12408,7 +12455,7 @@
                 <w:sz w:val="19"/>
                 <w:szCs w:val="19"/>
               </w:rPr>
-              <w:t xml:space="preserve">· O hino 298 está na lista do GEM para esta aula. Localize nele o que a aula estudou e mostre onde está.</w:t>
+              <w:t xml:space="preserve">· O hino 63 está na lista do GEM para esta aula. Localize nele o que a aula estudou e mostre onde está.</w:t>
             </w:r>
           </w:p>
           <w:p>

--- a/apostila/Apostila-3o-periodo-candidato.docx
+++ b/apostila/Apostila-3o-periodo-candidato.docx
@@ -1167,7 +1167,7 @@
                 <w:sz w:val="19"/>
                 <w:szCs w:val="19"/>
               </w:rPr>
-              <w:t xml:space="preserve">Hino 6 — Dó maior</w:t>
+              <w:t xml:space="preserve">Hino 6 — Dó maior · 4/4</w:t>
             </w:r>
           </w:p>
           <w:p>
@@ -1214,7 +1214,7 @@
                 <w:sz w:val="19"/>
                 <w:szCs w:val="19"/>
               </w:rPr>
-              <w:t xml:space="preserve">Hino 57 — Ré♭ maior</w:t>
+              <w:t xml:space="preserve">Hino 57 — Ré♭ maior · 4/4</w:t>
             </w:r>
           </w:p>
           <w:p>
@@ -2709,7 +2709,7 @@
                 <w:sz w:val="19"/>
                 <w:szCs w:val="19"/>
               </w:rPr>
-              <w:t xml:space="preserve">Hino 3 — Sol maior</w:t>
+              <w:t xml:space="preserve">Hino 3 — Sol maior · 4/4</w:t>
             </w:r>
           </w:p>
           <w:p>
@@ -2787,7 +2787,7 @@
                 <w:sz w:val="19"/>
                 <w:szCs w:val="19"/>
               </w:rPr>
-              <w:t xml:space="preserve">Hino 31 — Ré maior · ♩ = 60-76</w:t>
+              <w:t xml:space="preserve">Hino 31 — Ré maior · 2/2 · ♩ = 60-76</w:t>
             </w:r>
           </w:p>
           <w:p>
@@ -2865,7 +2865,7 @@
                 <w:sz w:val="19"/>
                 <w:szCs w:val="19"/>
               </w:rPr>
-              <w:t xml:space="preserve">Hino 22 — Lá maior · em 6 · ♩ = 104-132</w:t>
+              <w:t xml:space="preserve">Hino 22 — Lá maior · 6/8 · em 6 · ♩ = 104-132</w:t>
             </w:r>
           </w:p>
           <w:p>
@@ -3714,7 +3714,7 @@
                 <w:sz w:val="19"/>
                 <w:szCs w:val="19"/>
               </w:rPr>
-              <w:t xml:space="preserve">Hino 14 — Fá maior · ♩ = 112-144</w:t>
+              <w:t xml:space="preserve">Hino 14 — Fá maior · 6/8 · ♩ = 112-144</w:t>
             </w:r>
           </w:p>
           <w:p>
@@ -3792,7 +3792,7 @@
                 <w:sz w:val="19"/>
                 <w:szCs w:val="19"/>
               </w:rPr>
-              <w:t xml:space="preserve">Hino 8 — Si♭ maior · em 2</w:t>
+              <w:t xml:space="preserve">Hino 8 — Si♭ maior · 6/8 · em 2</w:t>
             </w:r>
           </w:p>
           <w:p>
@@ -3870,7 +3870,7 @@
                 <w:sz w:val="19"/>
                 <w:szCs w:val="19"/>
               </w:rPr>
-              <w:t xml:space="preserve">Hino 4 — Lá♭ maior · em 2 · ♩ = 112-138</w:t>
+              <w:t xml:space="preserve">Hino 4 — Lá♭ maior · 6/4 · em 2 · ♩ = 112-138</w:t>
             </w:r>
           </w:p>
           <w:p>
@@ -4780,7 +4780,7 @@
                 <w:sz w:val="19"/>
                 <w:szCs w:val="19"/>
               </w:rPr>
-              <w:t xml:space="preserve">Hino 6 — Dó maior</w:t>
+              <w:t xml:space="preserve">Hino 6 — Dó maior · 4/4</w:t>
             </w:r>
           </w:p>
           <w:p>
@@ -4827,7 +4827,7 @@
                 <w:sz w:val="19"/>
                 <w:szCs w:val="19"/>
               </w:rPr>
-              <w:t xml:space="preserve">Hino 3 — Sol maior</w:t>
+              <w:t xml:space="preserve">Hino 3 — Sol maior · 4/4</w:t>
             </w:r>
           </w:p>
           <w:p>
@@ -4874,7 +4874,7 @@
                 <w:sz w:val="19"/>
                 <w:szCs w:val="19"/>
               </w:rPr>
-              <w:t xml:space="preserve">Hino 8 — Si♭ maior · em 2</w:t>
+              <w:t xml:space="preserve">Hino 8 — Si♭ maior · 6/8 · em 2</w:t>
             </w:r>
           </w:p>
           <w:p>
@@ -5798,7 +5798,7 @@
                 <w:sz w:val="19"/>
                 <w:szCs w:val="19"/>
               </w:rPr>
-              <w:t xml:space="preserve">Hino 293 — Mi♭ maior</w:t>
+              <w:t xml:space="preserve">Hino 293 — Mi♭ maior · 9/4</w:t>
             </w:r>
           </w:p>
           <w:p>
@@ -5845,7 +5845,7 @@
                 <w:sz w:val="19"/>
                 <w:szCs w:val="19"/>
               </w:rPr>
-              <w:t xml:space="preserve">Hino 287 — Sol maior · em 3</w:t>
+              <w:t xml:space="preserve">Hino 287 — Sol maior · 9/8 · em 3</w:t>
             </w:r>
           </w:p>
           <w:p>
@@ -5892,7 +5892,7 @@
                 <w:sz w:val="19"/>
                 <w:szCs w:val="19"/>
               </w:rPr>
-              <w:t xml:space="preserve">Hino 418 — Ré maior · em 3</w:t>
+              <w:t xml:space="preserve">Hino 418 — Ré maior · 9/8 · em 3</w:t>
             </w:r>
           </w:p>
           <w:p>
@@ -6688,7 +6688,7 @@
                 <w:sz w:val="19"/>
                 <w:szCs w:val="19"/>
               </w:rPr>
-              <w:t xml:space="preserve">Hino 170 — Dó maior · em 3</w:t>
+              <w:t xml:space="preserve">Hino 170 — Dó maior · 9/8 · em 3</w:t>
             </w:r>
           </w:p>
           <w:p>
@@ -6735,7 +6735,7 @@
                 <w:sz w:val="19"/>
                 <w:szCs w:val="19"/>
               </w:rPr>
-              <w:t xml:space="preserve">Hino 248 — Ré maior · em 3</w:t>
+              <w:t xml:space="preserve">Hino 248 — Ré maior · 9/8 · em 3</w:t>
             </w:r>
           </w:p>
           <w:p>
@@ -6782,7 +6782,7 @@
                 <w:sz w:val="19"/>
                 <w:szCs w:val="19"/>
               </w:rPr>
-              <w:t xml:space="preserve">Hino 61 — Mi♭ maior · em 3</w:t>
+              <w:t xml:space="preserve">Hino 61 — Mi♭ maior · 9/8 · em 3</w:t>
             </w:r>
           </w:p>
           <w:p>
@@ -7623,7 +7623,7 @@
                 <w:sz w:val="19"/>
                 <w:szCs w:val="19"/>
               </w:rPr>
-              <w:t xml:space="preserve">Hino 205 — Lá♭ maior · em 4 · ♩ = 42-56</w:t>
+              <w:t xml:space="preserve">Hino 205 — Lá♭ maior · 12/8 · em 4 · ♩ = 42-56</w:t>
             </w:r>
           </w:p>
           <w:p>
@@ -8303,7 +8303,7 @@
                 <w:sz w:val="19"/>
                 <w:szCs w:val="19"/>
               </w:rPr>
-              <w:t xml:space="preserve">Hino 215 — Dó maior · em 4 · ♩ = 44-60</w:t>
+              <w:t xml:space="preserve">Hino 215 — Dó maior · 12/8 · em 4 · ♩ = 44-60</w:t>
             </w:r>
           </w:p>
           <w:p>
@@ -8350,7 +8350,7 @@
                 <w:sz w:val="19"/>
                 <w:szCs w:val="19"/>
               </w:rPr>
-              <w:t xml:space="preserve">Hino 459 — Dó maior · em 4</w:t>
+              <w:t xml:space="preserve">Hino 459 — Dó maior · 12/8 · em 4</w:t>
             </w:r>
           </w:p>
           <w:p>
@@ -8397,7 +8397,7 @@
                 <w:sz w:val="19"/>
                 <w:szCs w:val="19"/>
               </w:rPr>
-              <w:t xml:space="preserve">Hino 42 — Fá maior · em 4 · ♩ = 50-60</w:t>
+              <w:t xml:space="preserve">Hino 42 — Fá maior · 12/8 · em 4 · ♩ = 50-60</w:t>
             </w:r>
           </w:p>
           <w:p>
@@ -9044,7 +9044,7 @@
                 <w:sz w:val="19"/>
                 <w:szCs w:val="19"/>
               </w:rPr>
-              <w:t xml:space="preserve">Hino 215 — Dó maior · em 4 · ♩ = 44-60</w:t>
+              <w:t xml:space="preserve">Hino 215 — Dó maior · 12/8 · em 4 · ♩ = 44-60</w:t>
             </w:r>
           </w:p>
           <w:p>
@@ -9091,7 +9091,7 @@
                 <w:sz w:val="19"/>
                 <w:szCs w:val="19"/>
               </w:rPr>
-              <w:t xml:space="preserve">Hino 459 — Dó maior · em 4</w:t>
+              <w:t xml:space="preserve">Hino 459 — Dó maior · 12/8 · em 4</w:t>
             </w:r>
           </w:p>
           <w:p>
@@ -9138,7 +9138,7 @@
                 <w:sz w:val="19"/>
                 <w:szCs w:val="19"/>
               </w:rPr>
-              <w:t xml:space="preserve">Hino 42 — Fá maior · em 4 · ♩ = 50-60</w:t>
+              <w:t xml:space="preserve">Hino 42 — Fá maior · 12/8 · em 4 · ♩ = 50-60</w:t>
             </w:r>
           </w:p>
           <w:p>
@@ -9801,7 +9801,7 @@
                 <w:sz w:val="19"/>
                 <w:szCs w:val="19"/>
               </w:rPr>
-              <w:t xml:space="preserve">Hino 215 — Dó maior · em 4 · ♩ = 44-60</w:t>
+              <w:t xml:space="preserve">Hino 215 — Dó maior · 12/8 · em 4 · ♩ = 44-60</w:t>
             </w:r>
           </w:p>
           <w:p>
@@ -9848,7 +9848,7 @@
                 <w:sz w:val="19"/>
                 <w:szCs w:val="19"/>
               </w:rPr>
-              <w:t xml:space="preserve">Hino 459 — Dó maior · em 4</w:t>
+              <w:t xml:space="preserve">Hino 459 — Dó maior · 12/8 · em 4</w:t>
             </w:r>
           </w:p>
           <w:p>
@@ -9895,7 +9895,7 @@
                 <w:sz w:val="19"/>
                 <w:szCs w:val="19"/>
               </w:rPr>
-              <w:t xml:space="preserve">Hino 42 — Fá maior · em 4 · ♩ = 50-60</w:t>
+              <w:t xml:space="preserve">Hino 42 — Fá maior · 12/8 · em 4 · ♩ = 50-60</w:t>
             </w:r>
           </w:p>
           <w:p>
@@ -10811,7 +10811,7 @@
                 <w:sz w:val="19"/>
                 <w:szCs w:val="19"/>
               </w:rPr>
-              <w:t xml:space="preserve">Hino 289 — Mi maior · ♩ = 63-84</w:t>
+              <w:t xml:space="preserve">Hino 289 — Mi maior · 4/4 · ♩ = 63-84</w:t>
             </w:r>
           </w:p>
           <w:p>
@@ -12393,7 +12393,7 @@
                 <w:sz w:val="19"/>
                 <w:szCs w:val="19"/>
               </w:rPr>
-              <w:t xml:space="preserve">Hino 21 — Mi♭ maior · em 6 · ♩ = 116-138</w:t>
+              <w:t xml:space="preserve">Hino 21 — Mi♭ maior · 6/8 · em 6 · ♩ = 116-138</w:t>
             </w:r>
           </w:p>
           <w:p>
@@ -12440,7 +12440,7 @@
                 <w:sz w:val="19"/>
                 <w:szCs w:val="19"/>
               </w:rPr>
-              <w:t xml:space="preserve">Hino 63 — Si♭ maior · em 3 · ♩ = 46-56</w:t>
+              <w:t xml:space="preserve">Hino 63 — Si♭ maior · 9/8 · em 3 · ♩ = 46-56</w:t>
             </w:r>
           </w:p>
           <w:p>
@@ -12487,7 +12487,7 @@
                 <w:sz w:val="19"/>
                 <w:szCs w:val="19"/>
               </w:rPr>
-              <w:t xml:space="preserve">Hino 372 — Dó maior · ♩ = 88-120</w:t>
+              <w:t xml:space="preserve">Hino 372 — Dó maior · 6/4 · ♩ = 88-120</w:t>
             </w:r>
           </w:p>
           <w:p>
@@ -12903,7 +12903,7 @@
           <w:sz w:val="21"/>
           <w:szCs w:val="21"/>
         </w:rPr>
-        <w:t xml:space="preserve">Os exercícios usam o Hinário em Dó, capa preta. O hinário não é reproduzido neste caderno: dele saem apenas número, tonalidade, marcação e metrônomo.</w:t>
+        <w:t xml:space="preserve">Os exercícios usam o Hinário em Dó, capa preta. O hinário não é reproduzido neste caderno: dele saem apenas informações sobre cada hino — número, tonalidade, fórmula de compasso, marcação, metrônomo e os sinais que ele traz.</w:t>
       </w:r>
     </w:p>
     <w:sectPr>

--- a/apostila/Apostila-3o-periodo-candidato.docx
+++ b/apostila/Apostila-3o-periodo-candidato.docx
@@ -4004,6 +4004,1159 @@
       <w:r>
         <w:br w:type="page"/>
       </w:r>
+    </w:p>
+    <w:p>
+      <w:r>
+        <w:br w:type="page"/>
+      </w:r>
+    </w:p>
+    <w:p>
+      <w:pPr>
+        <w:spacing w:after="60" w:line="300"/>
+      </w:pPr>
+      <w:r>
+        <w:rPr>
+          <w:rFonts w:ascii="Calibri" w:cs="Calibri" w:eastAsia="Calibri" w:hAnsi="Calibri"/>
+          <w:caps/>
+          <w:color w:val="5C6B75"/>
+          <w:spacing w:val="16"/>
+          <w:sz w:val="16"/>
+          <w:szCs w:val="16"/>
+        </w:rPr>
+        <w:t xml:space="preserve">Fim da fase 6 · análise de hinos</w:t>
+      </w:r>
+    </w:p>
+    <w:p>
+      <w:pPr>
+        <w:spacing w:after="100"/>
+      </w:pPr>
+      <w:r>
+        <w:rPr>
+          <w:rFonts w:ascii="Cambria" w:cs="Cambria" w:eastAsia="Cambria" w:hAnsi="Cambria"/>
+          <w:b/>
+          <w:bCs/>
+          <w:color w:val="4A6B3F"/>
+          <w:sz w:val="32"/>
+          <w:szCs w:val="32"/>
+        </w:rPr>
+        <w:t xml:space="preserve">Com o hinário em mãos</w:t>
+      </w:r>
+    </w:p>
+    <w:p>
+      <w:pPr>
+        <w:spacing w:after="160" w:line="300"/>
+      </w:pPr>
+      <w:r>
+        <w:rPr>
+          <w:rFonts w:ascii="Calibri" w:cs="Calibri" w:eastAsia="Calibri" w:hAnsi="Calibri"/>
+          <w:color w:val="3F4C55"/>
+          <w:sz w:val="19"/>
+          <w:szCs w:val="19"/>
+        </w:rPr>
+        <w:t xml:space="preserve">Fase 6 — tom, semitom, acidentes e escalas. As perguntas cobrem só o que foi estudado até aqui: as marcadas “novo” são desta fase; as outras revisam as anteriores.</w:t>
+      </w:r>
+    </w:p>
+    <w:tbl>
+      <w:tblPr>
+        <w:tblW w:type="dxa" w:w="9350"/>
+        <w:tblBorders>
+          <w:top w:val="single" w:color="D6DCDA" w:sz="2"/>
+          <w:left w:val="single" w:color="4A6B3F" w:sz="18"/>
+          <w:bottom w:val="single" w:color="D6DCDA" w:sz="2"/>
+          <w:right w:val="single" w:color="D6DCDA" w:sz="2"/>
+          <w:insideH w:val="none" w:color="FFFFFF" w:sz="0"/>
+          <w:insideV w:val="none" w:color="FFFFFF" w:sz="0"/>
+        </w:tblBorders>
+      </w:tblPr>
+      <w:tblGrid>
+        <w:gridCol w:w="9350"/>
+      </w:tblGrid>
+      <w:tr>
+        <w:tc>
+          <w:tcPr>
+            <w:tcW w:type="dxa" w:w="9350"/>
+            <w:shd w:fill="F4F7F2" w:val="clear"/>
+            <w:tcMar>
+              <w:top w:type="dxa" w:w="140"/>
+              <w:left w:type="dxa" w:w="200"/>
+              <w:bottom w:type="dxa" w:w="140"/>
+              <w:right w:type="dxa" w:w="200"/>
+            </w:tcMar>
+          </w:tcPr>
+          <w:p>
+            <w:pPr>
+              <w:spacing w:after="80"/>
+            </w:pPr>
+            <w:r>
+              <w:rPr>
+                <w:rFonts w:ascii="Cambria" w:cs="Cambria" w:eastAsia="Cambria" w:hAnsi="Cambria"/>
+                <w:b/>
+                <w:bCs/>
+                <w:color w:val="16212A"/>
+                <w:sz w:val="23"/>
+                <w:szCs w:val="23"/>
+              </w:rPr>
+              <w:t xml:space="preserve">Hino 414  </w:t>
+            </w:r>
+            <w:r>
+              <w:rPr>
+                <w:rFonts w:ascii="Cambria" w:cs="Cambria" w:eastAsia="Cambria" w:hAnsi="Cambria"/>
+                <w:i/>
+                <w:iCs/>
+                <w:color w:val="5C6B75"/>
+                <w:sz w:val="18"/>
+                <w:szCs w:val="18"/>
+              </w:rPr>
+              <w:t xml:space="preserve">Ré maior · 4/4 · ♩ = 54-69</w:t>
+            </w:r>
+          </w:p>
+          <w:p>
+            <w:pPr>
+              <w:spacing w:after="20" w:before="60"/>
+            </w:pPr>
+            <w:r>
+              <w:rPr>
+                <w:rFonts w:ascii="Calibri" w:cs="Calibri" w:eastAsia="Calibri" w:hAnsi="Calibri"/>
+                <w:b/>
+                <w:bCs/>
+                <w:color w:val="16212A"/>
+                <w:sz w:val="19"/>
+                <w:szCs w:val="19"/>
+              </w:rPr>
+              <w:t xml:space="preserve">1. </w:t>
+            </w:r>
+            <w:r>
+              <w:rPr>
+                <w:rFonts w:ascii="Calibri" w:cs="Calibri" w:eastAsia="Calibri" w:hAnsi="Calibri"/>
+                <w:b/>
+                <w:bCs/>
+                <w:color w:val="4A6B3F"/>
+                <w:sz w:val="14"/>
+                <w:szCs w:val="14"/>
+              </w:rPr>
+              <w:t xml:space="preserve">NOVO  </w:t>
+            </w:r>
+            <w:r>
+              <w:rPr>
+                <w:rFonts w:ascii="Calibri" w:cs="Calibri" w:eastAsia="Calibri" w:hAnsi="Calibri"/>
+                <w:color w:val="16212A"/>
+                <w:sz w:val="19"/>
+                <w:szCs w:val="19"/>
+              </w:rPr>
+              <w:t xml:space="preserve">Toque a escala maior na tonalidade do hino 414.</w:t>
+            </w:r>
+          </w:p>
+          <w:p>
+            <w:pPr>
+              <w:pBdr>
+                <w:bottom w:val="dotted" w:color="AFBAC0" w:sz="6" w:space="2"/>
+              </w:pBdr>
+              <w:spacing w:after="0" w:before="200"/>
+              <w:ind w:left="340"/>
+            </w:pPr>
+            <w:r>
+              <w:rPr>
+                <w:sz w:val="20"/>
+                <w:szCs w:val="20"/>
+              </w:rPr>
+              <w:t xml:space="preserve"/>
+            </w:r>
+          </w:p>
+          <w:p>
+            <w:pPr>
+              <w:spacing w:after="20" w:before="60"/>
+            </w:pPr>
+            <w:r>
+              <w:rPr>
+                <w:rFonts w:ascii="Calibri" w:cs="Calibri" w:eastAsia="Calibri" w:hAnsi="Calibri"/>
+                <w:b/>
+                <w:bCs/>
+                <w:color w:val="16212A"/>
+                <w:sz w:val="19"/>
+                <w:szCs w:val="19"/>
+              </w:rPr>
+              <w:t xml:space="preserve">2. </w:t>
+            </w:r>
+            <w:r>
+              <w:rPr>
+                <w:rFonts w:ascii="Calibri" w:cs="Calibri" w:eastAsia="Calibri" w:hAnsi="Calibri"/>
+                <w:b/>
+                <w:bCs/>
+                <w:color w:val="4A6B3F"/>
+                <w:sz w:val="14"/>
+                <w:szCs w:val="14"/>
+              </w:rPr>
+              <w:t xml:space="preserve">NOVO  </w:t>
+            </w:r>
+            <w:r>
+              <w:rPr>
+                <w:rFonts w:ascii="Calibri" w:cs="Calibri" w:eastAsia="Calibri" w:hAnsi="Calibri"/>
+                <w:color w:val="16212A"/>
+                <w:sz w:val="19"/>
+                <w:szCs w:val="19"/>
+              </w:rPr>
+              <w:t xml:space="preserve">Qual é o efeito do sustenido que aparece no começo das pautas do hino 414?</w:t>
+            </w:r>
+          </w:p>
+          <w:p>
+            <w:pPr>
+              <w:pBdr>
+                <w:bottom w:val="dotted" w:color="AFBAC0" w:sz="6" w:space="2"/>
+              </w:pBdr>
+              <w:spacing w:after="0" w:before="200"/>
+              <w:ind w:left="340"/>
+            </w:pPr>
+            <w:r>
+              <w:rPr>
+                <w:sz w:val="20"/>
+                <w:szCs w:val="20"/>
+              </w:rPr>
+              <w:t xml:space="preserve"/>
+            </w:r>
+          </w:p>
+          <w:p>
+            <w:pPr>
+              <w:spacing w:after="20" w:before="60"/>
+            </w:pPr>
+            <w:r>
+              <w:rPr>
+                <w:rFonts w:ascii="Calibri" w:cs="Calibri" w:eastAsia="Calibri" w:hAnsi="Calibri"/>
+                <w:b/>
+                <w:bCs/>
+                <w:color w:val="16212A"/>
+                <w:sz w:val="19"/>
+                <w:szCs w:val="19"/>
+              </w:rPr>
+              <w:t xml:space="preserve">3. </w:t>
+            </w:r>
+            <w:r>
+              <w:rPr>
+                <w:rFonts w:ascii="Calibri" w:cs="Calibri" w:eastAsia="Calibri" w:hAnsi="Calibri"/>
+                <w:color w:val="16212A"/>
+                <w:sz w:val="19"/>
+                <w:szCs w:val="19"/>
+              </w:rPr>
+              <w:t xml:space="preserve">O hino 414 tem fermata? Se tiver, como ela se executa?</w:t>
+            </w:r>
+          </w:p>
+          <w:p>
+            <w:pPr>
+              <w:pBdr>
+                <w:bottom w:val="dotted" w:color="AFBAC0" w:sz="6" w:space="2"/>
+              </w:pBdr>
+              <w:spacing w:after="0" w:before="200"/>
+              <w:ind w:left="340"/>
+            </w:pPr>
+            <w:r>
+              <w:rPr>
+                <w:sz w:val="20"/>
+                <w:szCs w:val="20"/>
+              </w:rPr>
+              <w:t xml:space="preserve"/>
+            </w:r>
+          </w:p>
+          <w:p>
+            <w:pPr>
+              <w:spacing w:after="20" w:before="60"/>
+            </w:pPr>
+            <w:r>
+              <w:rPr>
+                <w:rFonts w:ascii="Calibri" w:cs="Calibri" w:eastAsia="Calibri" w:hAnsi="Calibri"/>
+                <w:b/>
+                <w:bCs/>
+                <w:color w:val="16212A"/>
+                <w:sz w:val="19"/>
+                <w:szCs w:val="19"/>
+              </w:rPr>
+              <w:t xml:space="preserve">4. </w:t>
+            </w:r>
+            <w:r>
+              <w:rPr>
+                <w:rFonts w:ascii="Calibri" w:cs="Calibri" w:eastAsia="Calibri" w:hAnsi="Calibri"/>
+                <w:color w:val="16212A"/>
+                <w:sz w:val="19"/>
+                <w:szCs w:val="19"/>
+              </w:rPr>
+              <w:t xml:space="preserve">O hino 414 tem nota pontuada? Se tiver, mostre uma.</w:t>
+            </w:r>
+          </w:p>
+          <w:p>
+            <w:pPr>
+              <w:pBdr>
+                <w:bottom w:val="dotted" w:color="AFBAC0" w:sz="6" w:space="2"/>
+              </w:pBdr>
+              <w:spacing w:after="0" w:before="200"/>
+              <w:ind w:left="340"/>
+            </w:pPr>
+            <w:r>
+              <w:rPr>
+                <w:sz w:val="20"/>
+                <w:szCs w:val="20"/>
+              </w:rPr>
+              <w:t xml:space="preserve"/>
+            </w:r>
+          </w:p>
+          <w:p>
+            <w:pPr>
+              <w:spacing w:after="20" w:before="60"/>
+            </w:pPr>
+            <w:r>
+              <w:rPr>
+                <w:rFonts w:ascii="Calibri" w:cs="Calibri" w:eastAsia="Calibri" w:hAnsi="Calibri"/>
+                <w:b/>
+                <w:bCs/>
+                <w:color w:val="16212A"/>
+                <w:sz w:val="19"/>
+                <w:szCs w:val="19"/>
+              </w:rPr>
+              <w:t xml:space="preserve">5. </w:t>
+            </w:r>
+            <w:r>
+              <w:rPr>
+                <w:rFonts w:ascii="Calibri" w:cs="Calibri" w:eastAsia="Calibri" w:hAnsi="Calibri"/>
+                <w:color w:val="16212A"/>
+                <w:sz w:val="19"/>
+                <w:szCs w:val="19"/>
+              </w:rPr>
+              <w:t xml:space="preserve">Quantos sistemas tem o hino 414?</w:t>
+            </w:r>
+          </w:p>
+          <w:p>
+            <w:pPr>
+              <w:pBdr>
+                <w:bottom w:val="dotted" w:color="AFBAC0" w:sz="6" w:space="2"/>
+              </w:pBdr>
+              <w:spacing w:after="0" w:before="200"/>
+              <w:ind w:left="340"/>
+            </w:pPr>
+            <w:r>
+              <w:rPr>
+                <w:sz w:val="20"/>
+                <w:szCs w:val="20"/>
+              </w:rPr>
+              <w:t xml:space="preserve"/>
+            </w:r>
+          </w:p>
+          <w:p>
+            <w:pPr>
+              <w:spacing w:after="20" w:before="60"/>
+            </w:pPr>
+            <w:r>
+              <w:rPr>
+                <w:rFonts w:ascii="Calibri" w:cs="Calibri" w:eastAsia="Calibri" w:hAnsi="Calibri"/>
+                <w:b/>
+                <w:bCs/>
+                <w:color w:val="16212A"/>
+                <w:sz w:val="19"/>
+                <w:szCs w:val="19"/>
+              </w:rPr>
+              <w:t xml:space="preserve">6. </w:t>
+            </w:r>
+            <w:r>
+              <w:rPr>
+                <w:rFonts w:ascii="Calibri" w:cs="Calibri" w:eastAsia="Calibri" w:hAnsi="Calibri"/>
+                <w:color w:val="16212A"/>
+                <w:sz w:val="19"/>
+                <w:szCs w:val="19"/>
+              </w:rPr>
+              <w:t xml:space="preserve">Qual é a fórmula de compasso do hino 414? O que indica cada número?</w:t>
+            </w:r>
+          </w:p>
+          <w:p>
+            <w:pPr>
+              <w:pBdr>
+                <w:bottom w:val="dotted" w:color="AFBAC0" w:sz="6" w:space="2"/>
+              </w:pBdr>
+              <w:spacing w:after="0" w:before="200"/>
+              <w:ind w:left="340"/>
+            </w:pPr>
+            <w:r>
+              <w:rPr>
+                <w:sz w:val="20"/>
+                <w:szCs w:val="20"/>
+              </w:rPr>
+              <w:t xml:space="preserve"/>
+            </w:r>
+          </w:p>
+          <w:p>
+            <w:pPr>
+              <w:spacing w:after="20" w:before="60"/>
+            </w:pPr>
+            <w:r>
+              <w:rPr>
+                <w:rFonts w:ascii="Calibri" w:cs="Calibri" w:eastAsia="Calibri" w:hAnsi="Calibri"/>
+                <w:b/>
+                <w:bCs/>
+                <w:color w:val="16212A"/>
+                <w:sz w:val="19"/>
+                <w:szCs w:val="19"/>
+              </w:rPr>
+              <w:t xml:space="preserve">7. </w:t>
+            </w:r>
+            <w:r>
+              <w:rPr>
+                <w:rFonts w:ascii="Calibri" w:cs="Calibri" w:eastAsia="Calibri" w:hAnsi="Calibri"/>
+                <w:color w:val="16212A"/>
+                <w:sz w:val="19"/>
+                <w:szCs w:val="19"/>
+              </w:rPr>
+              <w:t xml:space="preserve">Em que clave está a pauta de cima do hino 414? E a de baixo?</w:t>
+            </w:r>
+          </w:p>
+          <w:p>
+            <w:pPr>
+              <w:pBdr>
+                <w:bottom w:val="dotted" w:color="AFBAC0" w:sz="6" w:space="2"/>
+              </w:pBdr>
+              <w:spacing w:after="0" w:before="200"/>
+              <w:ind w:left="340"/>
+            </w:pPr>
+            <w:r>
+              <w:rPr>
+                <w:sz w:val="20"/>
+                <w:szCs w:val="20"/>
+              </w:rPr>
+              <w:t xml:space="preserve"/>
+            </w:r>
+          </w:p>
+        </w:tc>
+      </w:tr>
+    </w:tbl>
+    <w:p>
+      <w:pPr>
+        <w:spacing w:after="160"/>
+      </w:pPr>
+    </w:p>
+    <w:tbl>
+      <w:tblPr>
+        <w:tblW w:type="dxa" w:w="9350"/>
+        <w:tblBorders>
+          <w:top w:val="single" w:color="D6DCDA" w:sz="2"/>
+          <w:left w:val="single" w:color="4A6B3F" w:sz="18"/>
+          <w:bottom w:val="single" w:color="D6DCDA" w:sz="2"/>
+          <w:right w:val="single" w:color="D6DCDA" w:sz="2"/>
+          <w:insideH w:val="none" w:color="FFFFFF" w:sz="0"/>
+          <w:insideV w:val="none" w:color="FFFFFF" w:sz="0"/>
+        </w:tblBorders>
+      </w:tblPr>
+      <w:tblGrid>
+        <w:gridCol w:w="9350"/>
+      </w:tblGrid>
+      <w:tr>
+        <w:tc>
+          <w:tcPr>
+            <w:tcW w:type="dxa" w:w="9350"/>
+            <w:shd w:fill="F4F7F2" w:val="clear"/>
+            <w:tcMar>
+              <w:top w:type="dxa" w:w="140"/>
+              <w:left w:type="dxa" w:w="200"/>
+              <w:bottom w:type="dxa" w:w="140"/>
+              <w:right w:type="dxa" w:w="200"/>
+            </w:tcMar>
+          </w:tcPr>
+          <w:p>
+            <w:pPr>
+              <w:spacing w:after="80"/>
+            </w:pPr>
+            <w:r>
+              <w:rPr>
+                <w:rFonts w:ascii="Cambria" w:cs="Cambria" w:eastAsia="Cambria" w:hAnsi="Cambria"/>
+                <w:b/>
+                <w:bCs/>
+                <w:color w:val="16212A"/>
+                <w:sz w:val="23"/>
+                <w:szCs w:val="23"/>
+              </w:rPr>
+              <w:t xml:space="preserve">Hino 332  </w:t>
+            </w:r>
+            <w:r>
+              <w:rPr>
+                <w:rFonts w:ascii="Cambria" w:cs="Cambria" w:eastAsia="Cambria" w:hAnsi="Cambria"/>
+                <w:i/>
+                <w:iCs/>
+                <w:color w:val="5C6B75"/>
+                <w:sz w:val="18"/>
+                <w:szCs w:val="18"/>
+              </w:rPr>
+              <w:t xml:space="preserve">Si♭ maior · 6/8</w:t>
+            </w:r>
+          </w:p>
+          <w:p>
+            <w:pPr>
+              <w:spacing w:after="20" w:before="60"/>
+            </w:pPr>
+            <w:r>
+              <w:rPr>
+                <w:rFonts w:ascii="Calibri" w:cs="Calibri" w:eastAsia="Calibri" w:hAnsi="Calibri"/>
+                <w:b/>
+                <w:bCs/>
+                <w:color w:val="16212A"/>
+                <w:sz w:val="19"/>
+                <w:szCs w:val="19"/>
+              </w:rPr>
+              <w:t xml:space="preserve">1. </w:t>
+            </w:r>
+            <w:r>
+              <w:rPr>
+                <w:rFonts w:ascii="Calibri" w:cs="Calibri" w:eastAsia="Calibri" w:hAnsi="Calibri"/>
+                <w:b/>
+                <w:bCs/>
+                <w:color w:val="4A6B3F"/>
+                <w:sz w:val="14"/>
+                <w:szCs w:val="14"/>
+              </w:rPr>
+              <w:t xml:space="preserve">NOVO  </w:t>
+            </w:r>
+            <w:r>
+              <w:rPr>
+                <w:rFonts w:ascii="Calibri" w:cs="Calibri" w:eastAsia="Calibri" w:hAnsi="Calibri"/>
+                <w:color w:val="16212A"/>
+                <w:sz w:val="19"/>
+                <w:szCs w:val="19"/>
+              </w:rPr>
+              <w:t xml:space="preserve">Toque a escala maior na tonalidade do hino 332.</w:t>
+            </w:r>
+          </w:p>
+          <w:p>
+            <w:pPr>
+              <w:pBdr>
+                <w:bottom w:val="dotted" w:color="AFBAC0" w:sz="6" w:space="2"/>
+              </w:pBdr>
+              <w:spacing w:after="0" w:before="200"/>
+              <w:ind w:left="340"/>
+            </w:pPr>
+            <w:r>
+              <w:rPr>
+                <w:sz w:val="20"/>
+                <w:szCs w:val="20"/>
+              </w:rPr>
+              <w:t xml:space="preserve"/>
+            </w:r>
+          </w:p>
+          <w:p>
+            <w:pPr>
+              <w:spacing w:after="20" w:before="60"/>
+            </w:pPr>
+            <w:r>
+              <w:rPr>
+                <w:rFonts w:ascii="Calibri" w:cs="Calibri" w:eastAsia="Calibri" w:hAnsi="Calibri"/>
+                <w:b/>
+                <w:bCs/>
+                <w:color w:val="16212A"/>
+                <w:sz w:val="19"/>
+                <w:szCs w:val="19"/>
+              </w:rPr>
+              <w:t xml:space="preserve">2. </w:t>
+            </w:r>
+            <w:r>
+              <w:rPr>
+                <w:rFonts w:ascii="Calibri" w:cs="Calibri" w:eastAsia="Calibri" w:hAnsi="Calibri"/>
+                <w:b/>
+                <w:bCs/>
+                <w:color w:val="4A6B3F"/>
+                <w:sz w:val="14"/>
+                <w:szCs w:val="14"/>
+              </w:rPr>
+              <w:t xml:space="preserve">NOVO  </w:t>
+            </w:r>
+            <w:r>
+              <w:rPr>
+                <w:rFonts w:ascii="Calibri" w:cs="Calibri" w:eastAsia="Calibri" w:hAnsi="Calibri"/>
+                <w:color w:val="16212A"/>
+                <w:sz w:val="19"/>
+                <w:szCs w:val="19"/>
+              </w:rPr>
+              <w:t xml:space="preserve">Qual é o efeito do bemol que aparece no começo das pautas do hino 332?</w:t>
+            </w:r>
+          </w:p>
+          <w:p>
+            <w:pPr>
+              <w:pBdr>
+                <w:bottom w:val="dotted" w:color="AFBAC0" w:sz="6" w:space="2"/>
+              </w:pBdr>
+              <w:spacing w:after="0" w:before="200"/>
+              <w:ind w:left="340"/>
+            </w:pPr>
+            <w:r>
+              <w:rPr>
+                <w:sz w:val="20"/>
+                <w:szCs w:val="20"/>
+              </w:rPr>
+              <w:t xml:space="preserve"/>
+            </w:r>
+          </w:p>
+          <w:p>
+            <w:pPr>
+              <w:spacing w:after="20" w:before="60"/>
+            </w:pPr>
+            <w:r>
+              <w:rPr>
+                <w:rFonts w:ascii="Calibri" w:cs="Calibri" w:eastAsia="Calibri" w:hAnsi="Calibri"/>
+                <w:b/>
+                <w:bCs/>
+                <w:color w:val="16212A"/>
+                <w:sz w:val="19"/>
+                <w:szCs w:val="19"/>
+              </w:rPr>
+              <w:t xml:space="preserve">3. </w:t>
+            </w:r>
+            <w:r>
+              <w:rPr>
+                <w:rFonts w:ascii="Calibri" w:cs="Calibri" w:eastAsia="Calibri" w:hAnsi="Calibri"/>
+                <w:color w:val="16212A"/>
+                <w:sz w:val="19"/>
+                <w:szCs w:val="19"/>
+              </w:rPr>
+              <w:t xml:space="preserve">O hino 332 tem fermata? Se tiver, como ela se executa?</w:t>
+            </w:r>
+          </w:p>
+          <w:p>
+            <w:pPr>
+              <w:pBdr>
+                <w:bottom w:val="dotted" w:color="AFBAC0" w:sz="6" w:space="2"/>
+              </w:pBdr>
+              <w:spacing w:after="0" w:before="200"/>
+              <w:ind w:left="340"/>
+            </w:pPr>
+            <w:r>
+              <w:rPr>
+                <w:sz w:val="20"/>
+                <w:szCs w:val="20"/>
+              </w:rPr>
+              <w:t xml:space="preserve"/>
+            </w:r>
+          </w:p>
+          <w:p>
+            <w:pPr>
+              <w:spacing w:after="20" w:before="60"/>
+            </w:pPr>
+            <w:r>
+              <w:rPr>
+                <w:rFonts w:ascii="Calibri" w:cs="Calibri" w:eastAsia="Calibri" w:hAnsi="Calibri"/>
+                <w:b/>
+                <w:bCs/>
+                <w:color w:val="16212A"/>
+                <w:sz w:val="19"/>
+                <w:szCs w:val="19"/>
+              </w:rPr>
+              <w:t xml:space="preserve">4. </w:t>
+            </w:r>
+            <w:r>
+              <w:rPr>
+                <w:rFonts w:ascii="Calibri" w:cs="Calibri" w:eastAsia="Calibri" w:hAnsi="Calibri"/>
+                <w:color w:val="16212A"/>
+                <w:sz w:val="19"/>
+                <w:szCs w:val="19"/>
+              </w:rPr>
+              <w:t xml:space="preserve">O hino 332 tem nota pontuada? Se tiver, mostre uma.</w:t>
+            </w:r>
+          </w:p>
+          <w:p>
+            <w:pPr>
+              <w:pBdr>
+                <w:bottom w:val="dotted" w:color="AFBAC0" w:sz="6" w:space="2"/>
+              </w:pBdr>
+              <w:spacing w:after="0" w:before="200"/>
+              <w:ind w:left="340"/>
+            </w:pPr>
+            <w:r>
+              <w:rPr>
+                <w:sz w:val="20"/>
+                <w:szCs w:val="20"/>
+              </w:rPr>
+              <w:t xml:space="preserve"/>
+            </w:r>
+          </w:p>
+          <w:p>
+            <w:pPr>
+              <w:spacing w:after="20" w:before="60"/>
+            </w:pPr>
+            <w:r>
+              <w:rPr>
+                <w:rFonts w:ascii="Calibri" w:cs="Calibri" w:eastAsia="Calibri" w:hAnsi="Calibri"/>
+                <w:b/>
+                <w:bCs/>
+                <w:color w:val="16212A"/>
+                <w:sz w:val="19"/>
+                <w:szCs w:val="19"/>
+              </w:rPr>
+              <w:t xml:space="preserve">5. </w:t>
+            </w:r>
+            <w:r>
+              <w:rPr>
+                <w:rFonts w:ascii="Calibri" w:cs="Calibri" w:eastAsia="Calibri" w:hAnsi="Calibri"/>
+                <w:color w:val="16212A"/>
+                <w:sz w:val="19"/>
+                <w:szCs w:val="19"/>
+              </w:rPr>
+              <w:t xml:space="preserve">Quantos sistemas tem o hino 332?</w:t>
+            </w:r>
+          </w:p>
+          <w:p>
+            <w:pPr>
+              <w:pBdr>
+                <w:bottom w:val="dotted" w:color="AFBAC0" w:sz="6" w:space="2"/>
+              </w:pBdr>
+              <w:spacing w:after="0" w:before="200"/>
+              <w:ind w:left="340"/>
+            </w:pPr>
+            <w:r>
+              <w:rPr>
+                <w:sz w:val="20"/>
+                <w:szCs w:val="20"/>
+              </w:rPr>
+              <w:t xml:space="preserve"/>
+            </w:r>
+          </w:p>
+          <w:p>
+            <w:pPr>
+              <w:spacing w:after="20" w:before="60"/>
+            </w:pPr>
+            <w:r>
+              <w:rPr>
+                <w:rFonts w:ascii="Calibri" w:cs="Calibri" w:eastAsia="Calibri" w:hAnsi="Calibri"/>
+                <w:b/>
+                <w:bCs/>
+                <w:color w:val="16212A"/>
+                <w:sz w:val="19"/>
+                <w:szCs w:val="19"/>
+              </w:rPr>
+              <w:t xml:space="preserve">6. </w:t>
+            </w:r>
+            <w:r>
+              <w:rPr>
+                <w:rFonts w:ascii="Calibri" w:cs="Calibri" w:eastAsia="Calibri" w:hAnsi="Calibri"/>
+                <w:color w:val="16212A"/>
+                <w:sz w:val="19"/>
+                <w:szCs w:val="19"/>
+              </w:rPr>
+              <w:t xml:space="preserve">Qual é a fórmula de compasso do hino 332? O que indica cada número?</w:t>
+            </w:r>
+          </w:p>
+          <w:p>
+            <w:pPr>
+              <w:pBdr>
+                <w:bottom w:val="dotted" w:color="AFBAC0" w:sz="6" w:space="2"/>
+              </w:pBdr>
+              <w:spacing w:after="0" w:before="200"/>
+              <w:ind w:left="340"/>
+            </w:pPr>
+            <w:r>
+              <w:rPr>
+                <w:sz w:val="20"/>
+                <w:szCs w:val="20"/>
+              </w:rPr>
+              <w:t xml:space="preserve"/>
+            </w:r>
+          </w:p>
+          <w:p>
+            <w:pPr>
+              <w:spacing w:after="20" w:before="60"/>
+            </w:pPr>
+            <w:r>
+              <w:rPr>
+                <w:rFonts w:ascii="Calibri" w:cs="Calibri" w:eastAsia="Calibri" w:hAnsi="Calibri"/>
+                <w:b/>
+                <w:bCs/>
+                <w:color w:val="16212A"/>
+                <w:sz w:val="19"/>
+                <w:szCs w:val="19"/>
+              </w:rPr>
+              <w:t xml:space="preserve">7. </w:t>
+            </w:r>
+            <w:r>
+              <w:rPr>
+                <w:rFonts w:ascii="Calibri" w:cs="Calibri" w:eastAsia="Calibri" w:hAnsi="Calibri"/>
+                <w:color w:val="16212A"/>
+                <w:sz w:val="19"/>
+                <w:szCs w:val="19"/>
+              </w:rPr>
+              <w:t xml:space="preserve">E a nota mais grave da pauta de Sol no hino 332 — que é do contralto —, qual é e onde está?</w:t>
+            </w:r>
+          </w:p>
+          <w:p>
+            <w:pPr>
+              <w:pBdr>
+                <w:bottom w:val="dotted" w:color="AFBAC0" w:sz="6" w:space="2"/>
+              </w:pBdr>
+              <w:spacing w:after="0" w:before="200"/>
+              <w:ind w:left="340"/>
+            </w:pPr>
+            <w:r>
+              <w:rPr>
+                <w:sz w:val="20"/>
+                <w:szCs w:val="20"/>
+              </w:rPr>
+              <w:t xml:space="preserve"/>
+            </w:r>
+          </w:p>
+        </w:tc>
+      </w:tr>
+    </w:tbl>
+    <w:p>
+      <w:pPr>
+        <w:spacing w:after="160"/>
+      </w:pPr>
+    </w:p>
+    <w:tbl>
+      <w:tblPr>
+        <w:tblW w:type="dxa" w:w="9350"/>
+        <w:tblBorders>
+          <w:top w:val="single" w:color="D6DCDA" w:sz="2"/>
+          <w:left w:val="single" w:color="4A6B3F" w:sz="18"/>
+          <w:bottom w:val="single" w:color="D6DCDA" w:sz="2"/>
+          <w:right w:val="single" w:color="D6DCDA" w:sz="2"/>
+          <w:insideH w:val="none" w:color="FFFFFF" w:sz="0"/>
+          <w:insideV w:val="none" w:color="FFFFFF" w:sz="0"/>
+        </w:tblBorders>
+      </w:tblPr>
+      <w:tblGrid>
+        <w:gridCol w:w="9350"/>
+      </w:tblGrid>
+      <w:tr>
+        <w:tc>
+          <w:tcPr>
+            <w:tcW w:type="dxa" w:w="9350"/>
+            <w:shd w:fill="F4F7F2" w:val="clear"/>
+            <w:tcMar>
+              <w:top w:type="dxa" w:w="140"/>
+              <w:left w:type="dxa" w:w="200"/>
+              <w:bottom w:type="dxa" w:w="140"/>
+              <w:right w:type="dxa" w:w="200"/>
+            </w:tcMar>
+          </w:tcPr>
+          <w:p>
+            <w:pPr>
+              <w:spacing w:after="80"/>
+            </w:pPr>
+            <w:r>
+              <w:rPr>
+                <w:rFonts w:ascii="Cambria" w:cs="Cambria" w:eastAsia="Cambria" w:hAnsi="Cambria"/>
+                <w:b/>
+                <w:bCs/>
+                <w:color w:val="16212A"/>
+                <w:sz w:val="23"/>
+                <w:szCs w:val="23"/>
+              </w:rPr>
+              <w:t xml:space="preserve">Hino 313  </w:t>
+            </w:r>
+            <w:r>
+              <w:rPr>
+                <w:rFonts w:ascii="Cambria" w:cs="Cambria" w:eastAsia="Cambria" w:hAnsi="Cambria"/>
+                <w:i/>
+                <w:iCs/>
+                <w:color w:val="5C6B75"/>
+                <w:sz w:val="18"/>
+                <w:szCs w:val="18"/>
+              </w:rPr>
+              <w:t xml:space="preserve">Dó maior · 6/8</w:t>
+            </w:r>
+          </w:p>
+          <w:p>
+            <w:pPr>
+              <w:spacing w:after="20" w:before="60"/>
+            </w:pPr>
+            <w:r>
+              <w:rPr>
+                <w:rFonts w:ascii="Calibri" w:cs="Calibri" w:eastAsia="Calibri" w:hAnsi="Calibri"/>
+                <w:b/>
+                <w:bCs/>
+                <w:color w:val="16212A"/>
+                <w:sz w:val="19"/>
+                <w:szCs w:val="19"/>
+              </w:rPr>
+              <w:t xml:space="preserve">1. </w:t>
+            </w:r>
+            <w:r>
+              <w:rPr>
+                <w:rFonts w:ascii="Calibri" w:cs="Calibri" w:eastAsia="Calibri" w:hAnsi="Calibri"/>
+                <w:b/>
+                <w:bCs/>
+                <w:color w:val="4A6B3F"/>
+                <w:sz w:val="14"/>
+                <w:szCs w:val="14"/>
+              </w:rPr>
+              <w:t xml:space="preserve">NOVO  </w:t>
+            </w:r>
+            <w:r>
+              <w:rPr>
+                <w:rFonts w:ascii="Calibri" w:cs="Calibri" w:eastAsia="Calibri" w:hAnsi="Calibri"/>
+                <w:color w:val="16212A"/>
+                <w:sz w:val="19"/>
+                <w:szCs w:val="19"/>
+              </w:rPr>
+              <w:t xml:space="preserve">Toque a escala maior na tonalidade do hino 313.</w:t>
+            </w:r>
+          </w:p>
+          <w:p>
+            <w:pPr>
+              <w:pBdr>
+                <w:bottom w:val="dotted" w:color="AFBAC0" w:sz="6" w:space="2"/>
+              </w:pBdr>
+              <w:spacing w:after="0" w:before="200"/>
+              <w:ind w:left="340"/>
+            </w:pPr>
+            <w:r>
+              <w:rPr>
+                <w:sz w:val="20"/>
+                <w:szCs w:val="20"/>
+              </w:rPr>
+              <w:t xml:space="preserve"/>
+            </w:r>
+          </w:p>
+          <w:p>
+            <w:pPr>
+              <w:spacing w:after="20" w:before="60"/>
+            </w:pPr>
+            <w:r>
+              <w:rPr>
+                <w:rFonts w:ascii="Calibri" w:cs="Calibri" w:eastAsia="Calibri" w:hAnsi="Calibri"/>
+                <w:b/>
+                <w:bCs/>
+                <w:color w:val="16212A"/>
+                <w:sz w:val="19"/>
+                <w:szCs w:val="19"/>
+              </w:rPr>
+              <w:t xml:space="preserve">2. </w:t>
+            </w:r>
+            <w:r>
+              <w:rPr>
+                <w:rFonts w:ascii="Calibri" w:cs="Calibri" w:eastAsia="Calibri" w:hAnsi="Calibri"/>
+                <w:color w:val="16212A"/>
+                <w:sz w:val="19"/>
+                <w:szCs w:val="19"/>
+              </w:rPr>
+              <w:t xml:space="preserve">No hino 313, em 6/8, qual é a unidade de movimento?</w:t>
+            </w:r>
+          </w:p>
+          <w:p>
+            <w:pPr>
+              <w:pBdr>
+                <w:bottom w:val="dotted" w:color="AFBAC0" w:sz="6" w:space="2"/>
+              </w:pBdr>
+              <w:spacing w:after="0" w:before="200"/>
+              <w:ind w:left="340"/>
+            </w:pPr>
+            <w:r>
+              <w:rPr>
+                <w:sz w:val="20"/>
+                <w:szCs w:val="20"/>
+              </w:rPr>
+              <w:t xml:space="preserve"/>
+            </w:r>
+          </w:p>
+          <w:p>
+            <w:pPr>
+              <w:spacing w:after="20" w:before="60"/>
+            </w:pPr>
+            <w:r>
+              <w:rPr>
+                <w:rFonts w:ascii="Calibri" w:cs="Calibri" w:eastAsia="Calibri" w:hAnsi="Calibri"/>
+                <w:b/>
+                <w:bCs/>
+                <w:color w:val="16212A"/>
+                <w:sz w:val="19"/>
+                <w:szCs w:val="19"/>
+              </w:rPr>
+              <w:t xml:space="preserve">3. </w:t>
+            </w:r>
+            <w:r>
+              <w:rPr>
+                <w:rFonts w:ascii="Calibri" w:cs="Calibri" w:eastAsia="Calibri" w:hAnsi="Calibri"/>
+                <w:color w:val="16212A"/>
+                <w:sz w:val="19"/>
+                <w:szCs w:val="19"/>
+              </w:rPr>
+              <w:t xml:space="preserve">O hino 313 tem nota pontuada? Se tiver, mostre uma.</w:t>
+            </w:r>
+          </w:p>
+          <w:p>
+            <w:pPr>
+              <w:pBdr>
+                <w:bottom w:val="dotted" w:color="AFBAC0" w:sz="6" w:space="2"/>
+              </w:pBdr>
+              <w:spacing w:after="0" w:before="200"/>
+              <w:ind w:left="340"/>
+            </w:pPr>
+            <w:r>
+              <w:rPr>
+                <w:sz w:val="20"/>
+                <w:szCs w:val="20"/>
+              </w:rPr>
+              <w:t xml:space="preserve"/>
+            </w:r>
+          </w:p>
+          <w:p>
+            <w:pPr>
+              <w:spacing w:after="20" w:before="60"/>
+            </w:pPr>
+            <w:r>
+              <w:rPr>
+                <w:rFonts w:ascii="Calibri" w:cs="Calibri" w:eastAsia="Calibri" w:hAnsi="Calibri"/>
+                <w:b/>
+                <w:bCs/>
+                <w:color w:val="16212A"/>
+                <w:sz w:val="19"/>
+                <w:szCs w:val="19"/>
+              </w:rPr>
+              <w:t xml:space="preserve">4. </w:t>
+            </w:r>
+            <w:r>
+              <w:rPr>
+                <w:rFonts w:ascii="Calibri" w:cs="Calibri" w:eastAsia="Calibri" w:hAnsi="Calibri"/>
+                <w:color w:val="16212A"/>
+                <w:sz w:val="19"/>
+                <w:szCs w:val="19"/>
+              </w:rPr>
+              <w:t xml:space="preserve">Quantos sistemas tem o hino 313?</w:t>
+            </w:r>
+          </w:p>
+          <w:p>
+            <w:pPr>
+              <w:pBdr>
+                <w:bottom w:val="dotted" w:color="AFBAC0" w:sz="6" w:space="2"/>
+              </w:pBdr>
+              <w:spacing w:after="0" w:before="200"/>
+              <w:ind w:left="340"/>
+            </w:pPr>
+            <w:r>
+              <w:rPr>
+                <w:sz w:val="20"/>
+                <w:szCs w:val="20"/>
+              </w:rPr>
+              <w:t xml:space="preserve"/>
+            </w:r>
+          </w:p>
+          <w:p>
+            <w:pPr>
+              <w:spacing w:after="20" w:before="60"/>
+            </w:pPr>
+            <w:r>
+              <w:rPr>
+                <w:rFonts w:ascii="Calibri" w:cs="Calibri" w:eastAsia="Calibri" w:hAnsi="Calibri"/>
+                <w:b/>
+                <w:bCs/>
+                <w:color w:val="16212A"/>
+                <w:sz w:val="19"/>
+                <w:szCs w:val="19"/>
+              </w:rPr>
+              <w:t xml:space="preserve">5. </w:t>
+            </w:r>
+            <w:r>
+              <w:rPr>
+                <w:rFonts w:ascii="Calibri" w:cs="Calibri" w:eastAsia="Calibri" w:hAnsi="Calibri"/>
+                <w:color w:val="16212A"/>
+                <w:sz w:val="19"/>
+                <w:szCs w:val="19"/>
+              </w:rPr>
+              <w:t xml:space="preserve">No hino 313, qual é a unidade de tempo e qual a unidade de compasso?</w:t>
+            </w:r>
+          </w:p>
+          <w:p>
+            <w:pPr>
+              <w:pBdr>
+                <w:bottom w:val="dotted" w:color="AFBAC0" w:sz="6" w:space="2"/>
+              </w:pBdr>
+              <w:spacing w:after="0" w:before="200"/>
+              <w:ind w:left="340"/>
+            </w:pPr>
+            <w:r>
+              <w:rPr>
+                <w:sz w:val="20"/>
+                <w:szCs w:val="20"/>
+              </w:rPr>
+              <w:t xml:space="preserve"/>
+            </w:r>
+          </w:p>
+          <w:p>
+            <w:pPr>
+              <w:spacing w:after="20" w:before="60"/>
+            </w:pPr>
+            <w:r>
+              <w:rPr>
+                <w:rFonts w:ascii="Calibri" w:cs="Calibri" w:eastAsia="Calibri" w:hAnsi="Calibri"/>
+                <w:b/>
+                <w:bCs/>
+                <w:color w:val="16212A"/>
+                <w:sz w:val="19"/>
+                <w:szCs w:val="19"/>
+              </w:rPr>
+              <w:t xml:space="preserve">6. </w:t>
+            </w:r>
+            <w:r>
+              <w:rPr>
+                <w:rFonts w:ascii="Calibri" w:cs="Calibri" w:eastAsia="Calibri" w:hAnsi="Calibri"/>
+                <w:color w:val="16212A"/>
+                <w:sz w:val="19"/>
+                <w:szCs w:val="19"/>
+              </w:rPr>
+              <w:t xml:space="preserve">Qual é a nota mais aguda do soprano no hino 313? Em que linha ou espaço ela está?</w:t>
+            </w:r>
+          </w:p>
+          <w:p>
+            <w:pPr>
+              <w:pBdr>
+                <w:bottom w:val="dotted" w:color="AFBAC0" w:sz="6" w:space="2"/>
+              </w:pBdr>
+              <w:spacing w:after="0" w:before="200"/>
+              <w:ind w:left="340"/>
+            </w:pPr>
+            <w:r>
+              <w:rPr>
+                <w:sz w:val="20"/>
+                <w:szCs w:val="20"/>
+              </w:rPr>
+              <w:t xml:space="preserve"/>
+            </w:r>
+          </w:p>
+          <w:p>
+            <w:pPr>
+              <w:spacing w:after="20" w:before="60"/>
+            </w:pPr>
+            <w:r>
+              <w:rPr>
+                <w:rFonts w:ascii="Calibri" w:cs="Calibri" w:eastAsia="Calibri" w:hAnsi="Calibri"/>
+                <w:b/>
+                <w:bCs/>
+                <w:color w:val="16212A"/>
+                <w:sz w:val="19"/>
+                <w:szCs w:val="19"/>
+              </w:rPr>
+              <w:t xml:space="preserve">7. </w:t>
+            </w:r>
+            <w:r>
+              <w:rPr>
+                <w:rFonts w:ascii="Calibri" w:cs="Calibri" w:eastAsia="Calibri" w:hAnsi="Calibri"/>
+                <w:color w:val="16212A"/>
+                <w:sz w:val="19"/>
+                <w:szCs w:val="19"/>
+              </w:rPr>
+              <w:t xml:space="preserve">O hino 313 tem fermata? Se tiver, como ela se executa?</w:t>
+            </w:r>
+          </w:p>
+          <w:p>
+            <w:pPr>
+              <w:pBdr>
+                <w:bottom w:val="dotted" w:color="AFBAC0" w:sz="6" w:space="2"/>
+              </w:pBdr>
+              <w:spacing w:after="0" w:before="200"/>
+              <w:ind w:left="340"/>
+            </w:pPr>
+            <w:r>
+              <w:rPr>
+                <w:sz w:val="20"/>
+                <w:szCs w:val="20"/>
+              </w:rPr>
+              <w:t xml:space="preserve"/>
+            </w:r>
+          </w:p>
+        </w:tc>
+      </w:tr>
+    </w:tbl>
+    <w:p>
+      <w:pPr>
+        <w:spacing w:after="160"/>
+      </w:pPr>
     </w:p>
     <w:p>
       <w:pPr>
@@ -10000,6 +11153,1137 @@
       </w:r>
     </w:p>
     <w:p>
+      <w:r>
+        <w:br w:type="page"/>
+      </w:r>
+    </w:p>
+    <w:p>
+      <w:pPr>
+        <w:spacing w:after="60" w:line="300"/>
+      </w:pPr>
+      <w:r>
+        <w:rPr>
+          <w:rFonts w:ascii="Calibri" w:cs="Calibri" w:eastAsia="Calibri" w:hAnsi="Calibri"/>
+          <w:caps/>
+          <w:color w:val="5C6B75"/>
+          <w:spacing w:val="16"/>
+          <w:sz w:val="16"/>
+          <w:szCs w:val="16"/>
+        </w:rPr>
+        <w:t xml:space="preserve">Fim da fase 7 · análise de hinos</w:t>
+      </w:r>
+    </w:p>
+    <w:p>
+      <w:pPr>
+        <w:spacing w:after="100"/>
+      </w:pPr>
+      <w:r>
+        <w:rPr>
+          <w:rFonts w:ascii="Cambria" w:cs="Cambria" w:eastAsia="Cambria" w:hAnsi="Cambria"/>
+          <w:b/>
+          <w:bCs/>
+          <w:color w:val="4A6B3F"/>
+          <w:sz w:val="32"/>
+          <w:szCs w:val="32"/>
+        </w:rPr>
+        <w:t xml:space="preserve">Com o hinário em mãos</w:t>
+      </w:r>
+    </w:p>
+    <w:p>
+      <w:pPr>
+        <w:spacing w:after="160" w:line="300"/>
+      </w:pPr>
+      <w:r>
+        <w:rPr>
+          <w:rFonts w:ascii="Calibri" w:cs="Calibri" w:eastAsia="Calibri" w:hAnsi="Calibri"/>
+          <w:color w:val="3F4C55"/>
+          <w:sz w:val="19"/>
+          <w:szCs w:val="19"/>
+        </w:rPr>
+        <w:t xml:space="preserve">Fase 7 — armadura de clave e fórmulas em 9 e 12. As perguntas cobrem só o que foi estudado até aqui: as marcadas “novo” são desta fase; as outras revisam as anteriores.</w:t>
+      </w:r>
+    </w:p>
+    <w:tbl>
+      <w:tblPr>
+        <w:tblW w:type="dxa" w:w="9350"/>
+        <w:tblBorders>
+          <w:top w:val="single" w:color="D6DCDA" w:sz="2"/>
+          <w:left w:val="single" w:color="4A6B3F" w:sz="18"/>
+          <w:bottom w:val="single" w:color="D6DCDA" w:sz="2"/>
+          <w:right w:val="single" w:color="D6DCDA" w:sz="2"/>
+          <w:insideH w:val="none" w:color="FFFFFF" w:sz="0"/>
+          <w:insideV w:val="none" w:color="FFFFFF" w:sz="0"/>
+        </w:tblBorders>
+      </w:tblPr>
+      <w:tblGrid>
+        <w:gridCol w:w="9350"/>
+      </w:tblGrid>
+      <w:tr>
+        <w:tc>
+          <w:tcPr>
+            <w:tcW w:type="dxa" w:w="9350"/>
+            <w:shd w:fill="F4F7F2" w:val="clear"/>
+            <w:tcMar>
+              <w:top w:type="dxa" w:w="140"/>
+              <w:left w:type="dxa" w:w="200"/>
+              <w:bottom w:type="dxa" w:w="140"/>
+              <w:right w:type="dxa" w:w="200"/>
+            </w:tcMar>
+          </w:tcPr>
+          <w:p>
+            <w:pPr>
+              <w:spacing w:after="80"/>
+            </w:pPr>
+            <w:r>
+              <w:rPr>
+                <w:rFonts w:ascii="Cambria" w:cs="Cambria" w:eastAsia="Cambria" w:hAnsi="Cambria"/>
+                <w:b/>
+                <w:bCs/>
+                <w:color w:val="16212A"/>
+                <w:sz w:val="23"/>
+                <w:szCs w:val="23"/>
+              </w:rPr>
+              <w:t xml:space="preserve">Hino 425  </w:t>
+            </w:r>
+            <w:r>
+              <w:rPr>
+                <w:rFonts w:ascii="Cambria" w:cs="Cambria" w:eastAsia="Cambria" w:hAnsi="Cambria"/>
+                <w:i/>
+                <w:iCs/>
+                <w:color w:val="5C6B75"/>
+                <w:sz w:val="18"/>
+                <w:szCs w:val="18"/>
+              </w:rPr>
+              <w:t xml:space="preserve">Ré♭ maior · 9/8 · em 9</w:t>
+            </w:r>
+          </w:p>
+          <w:p>
+            <w:pPr>
+              <w:spacing w:after="20" w:before="60"/>
+            </w:pPr>
+            <w:r>
+              <w:rPr>
+                <w:rFonts w:ascii="Calibri" w:cs="Calibri" w:eastAsia="Calibri" w:hAnsi="Calibri"/>
+                <w:b/>
+                <w:bCs/>
+                <w:color w:val="16212A"/>
+                <w:sz w:val="19"/>
+                <w:szCs w:val="19"/>
+              </w:rPr>
+              <w:t xml:space="preserve">1. </w:t>
+            </w:r>
+            <w:r>
+              <w:rPr>
+                <w:rFonts w:ascii="Calibri" w:cs="Calibri" w:eastAsia="Calibri" w:hAnsi="Calibri"/>
+                <w:b/>
+                <w:bCs/>
+                <w:color w:val="4A6B3F"/>
+                <w:sz w:val="14"/>
+                <w:szCs w:val="14"/>
+              </w:rPr>
+              <w:t xml:space="preserve">NOVO  </w:t>
+            </w:r>
+            <w:r>
+              <w:rPr>
+                <w:rFonts w:ascii="Calibri" w:cs="Calibri" w:eastAsia="Calibri" w:hAnsi="Calibri"/>
+                <w:color w:val="16212A"/>
+                <w:sz w:val="19"/>
+                <w:szCs w:val="19"/>
+              </w:rPr>
+              <w:t xml:space="preserve">Quais são os acidentes fixos (a armadura) do hino 425, em ordem?</w:t>
+            </w:r>
+          </w:p>
+          <w:p>
+            <w:pPr>
+              <w:pBdr>
+                <w:bottom w:val="dotted" w:color="AFBAC0" w:sz="6" w:space="2"/>
+              </w:pBdr>
+              <w:spacing w:after="0" w:before="200"/>
+              <w:ind w:left="340"/>
+            </w:pPr>
+            <w:r>
+              <w:rPr>
+                <w:sz w:val="20"/>
+                <w:szCs w:val="20"/>
+              </w:rPr>
+              <w:t xml:space="preserve"/>
+            </w:r>
+          </w:p>
+          <w:p>
+            <w:pPr>
+              <w:spacing w:after="20" w:before="60"/>
+            </w:pPr>
+            <w:r>
+              <w:rPr>
+                <w:rFonts w:ascii="Calibri" w:cs="Calibri" w:eastAsia="Calibri" w:hAnsi="Calibri"/>
+                <w:b/>
+                <w:bCs/>
+                <w:color w:val="16212A"/>
+                <w:sz w:val="19"/>
+                <w:szCs w:val="19"/>
+              </w:rPr>
+              <w:t xml:space="preserve">2. </w:t>
+            </w:r>
+            <w:r>
+              <w:rPr>
+                <w:rFonts w:ascii="Calibri" w:cs="Calibri" w:eastAsia="Calibri" w:hAnsi="Calibri"/>
+                <w:color w:val="16212A"/>
+                <w:sz w:val="19"/>
+                <w:szCs w:val="19"/>
+              </w:rPr>
+              <w:t xml:space="preserve">Qual é o efeito do bemol que aparece no começo das pautas do hino 425?</w:t>
+            </w:r>
+          </w:p>
+          <w:p>
+            <w:pPr>
+              <w:pBdr>
+                <w:bottom w:val="dotted" w:color="AFBAC0" w:sz="6" w:space="2"/>
+              </w:pBdr>
+              <w:spacing w:after="0" w:before="200"/>
+              <w:ind w:left="340"/>
+            </w:pPr>
+            <w:r>
+              <w:rPr>
+                <w:sz w:val="20"/>
+                <w:szCs w:val="20"/>
+              </w:rPr>
+              <w:t xml:space="preserve"/>
+            </w:r>
+          </w:p>
+          <w:p>
+            <w:pPr>
+              <w:spacing w:after="20" w:before="60"/>
+            </w:pPr>
+            <w:r>
+              <w:rPr>
+                <w:rFonts w:ascii="Calibri" w:cs="Calibri" w:eastAsia="Calibri" w:hAnsi="Calibri"/>
+                <w:b/>
+                <w:bCs/>
+                <w:color w:val="16212A"/>
+                <w:sz w:val="19"/>
+                <w:szCs w:val="19"/>
+              </w:rPr>
+              <w:t xml:space="preserve">3. </w:t>
+            </w:r>
+            <w:r>
+              <w:rPr>
+                <w:rFonts w:ascii="Calibri" w:cs="Calibri" w:eastAsia="Calibri" w:hAnsi="Calibri"/>
+                <w:color w:val="16212A"/>
+                <w:sz w:val="19"/>
+                <w:szCs w:val="19"/>
+              </w:rPr>
+              <w:t xml:space="preserve">No hino 425, em 9/8, qual é a unidade de movimento?</w:t>
+            </w:r>
+          </w:p>
+          <w:p>
+            <w:pPr>
+              <w:pBdr>
+                <w:bottom w:val="dotted" w:color="AFBAC0" w:sz="6" w:space="2"/>
+              </w:pBdr>
+              <w:spacing w:after="0" w:before="200"/>
+              <w:ind w:left="340"/>
+            </w:pPr>
+            <w:r>
+              <w:rPr>
+                <w:sz w:val="20"/>
+                <w:szCs w:val="20"/>
+              </w:rPr>
+              <w:t xml:space="preserve"/>
+            </w:r>
+          </w:p>
+          <w:p>
+            <w:pPr>
+              <w:spacing w:after="20" w:before="60"/>
+            </w:pPr>
+            <w:r>
+              <w:rPr>
+                <w:rFonts w:ascii="Calibri" w:cs="Calibri" w:eastAsia="Calibri" w:hAnsi="Calibri"/>
+                <w:b/>
+                <w:bCs/>
+                <w:color w:val="16212A"/>
+                <w:sz w:val="19"/>
+                <w:szCs w:val="19"/>
+              </w:rPr>
+              <w:t xml:space="preserve">4. </w:t>
+            </w:r>
+            <w:r>
+              <w:rPr>
+                <w:rFonts w:ascii="Calibri" w:cs="Calibri" w:eastAsia="Calibri" w:hAnsi="Calibri"/>
+                <w:color w:val="16212A"/>
+                <w:sz w:val="19"/>
+                <w:szCs w:val="19"/>
+              </w:rPr>
+              <w:t xml:space="preserve">O hino 425 tem nota pontuada? Se tiver, mostre uma.</w:t>
+            </w:r>
+          </w:p>
+          <w:p>
+            <w:pPr>
+              <w:pBdr>
+                <w:bottom w:val="dotted" w:color="AFBAC0" w:sz="6" w:space="2"/>
+              </w:pBdr>
+              <w:spacing w:after="0" w:before="200"/>
+              <w:ind w:left="340"/>
+            </w:pPr>
+            <w:r>
+              <w:rPr>
+                <w:sz w:val="20"/>
+                <w:szCs w:val="20"/>
+              </w:rPr>
+              <w:t xml:space="preserve"/>
+            </w:r>
+          </w:p>
+          <w:p>
+            <w:pPr>
+              <w:spacing w:after="20" w:before="60"/>
+            </w:pPr>
+            <w:r>
+              <w:rPr>
+                <w:rFonts w:ascii="Calibri" w:cs="Calibri" w:eastAsia="Calibri" w:hAnsi="Calibri"/>
+                <w:b/>
+                <w:bCs/>
+                <w:color w:val="16212A"/>
+                <w:sz w:val="19"/>
+                <w:szCs w:val="19"/>
+              </w:rPr>
+              <w:t xml:space="preserve">5. </w:t>
+            </w:r>
+            <w:r>
+              <w:rPr>
+                <w:rFonts w:ascii="Calibri" w:cs="Calibri" w:eastAsia="Calibri" w:hAnsi="Calibri"/>
+                <w:color w:val="16212A"/>
+                <w:sz w:val="19"/>
+                <w:szCs w:val="19"/>
+              </w:rPr>
+              <w:t xml:space="preserve">Quantos sistemas tem o hino 425?</w:t>
+            </w:r>
+          </w:p>
+          <w:p>
+            <w:pPr>
+              <w:pBdr>
+                <w:bottom w:val="dotted" w:color="AFBAC0" w:sz="6" w:space="2"/>
+              </w:pBdr>
+              <w:spacing w:after="0" w:before="200"/>
+              <w:ind w:left="340"/>
+            </w:pPr>
+            <w:r>
+              <w:rPr>
+                <w:sz w:val="20"/>
+                <w:szCs w:val="20"/>
+              </w:rPr>
+              <w:t xml:space="preserve"/>
+            </w:r>
+          </w:p>
+          <w:p>
+            <w:pPr>
+              <w:spacing w:after="20" w:before="60"/>
+            </w:pPr>
+            <w:r>
+              <w:rPr>
+                <w:rFonts w:ascii="Calibri" w:cs="Calibri" w:eastAsia="Calibri" w:hAnsi="Calibri"/>
+                <w:b/>
+                <w:bCs/>
+                <w:color w:val="16212A"/>
+                <w:sz w:val="19"/>
+                <w:szCs w:val="19"/>
+              </w:rPr>
+              <w:t xml:space="preserve">6. </w:t>
+            </w:r>
+            <w:r>
+              <w:rPr>
+                <w:rFonts w:ascii="Calibri" w:cs="Calibri" w:eastAsia="Calibri" w:hAnsi="Calibri"/>
+                <w:color w:val="16212A"/>
+                <w:sz w:val="19"/>
+                <w:szCs w:val="19"/>
+              </w:rPr>
+              <w:t xml:space="preserve">No hino 425, qual é a unidade de tempo e qual a unidade de compasso?</w:t>
+            </w:r>
+          </w:p>
+          <w:p>
+            <w:pPr>
+              <w:pBdr>
+                <w:bottom w:val="dotted" w:color="AFBAC0" w:sz="6" w:space="2"/>
+              </w:pBdr>
+              <w:spacing w:after="0" w:before="200"/>
+              <w:ind w:left="340"/>
+            </w:pPr>
+            <w:r>
+              <w:rPr>
+                <w:sz w:val="20"/>
+                <w:szCs w:val="20"/>
+              </w:rPr>
+              <w:t xml:space="preserve"/>
+            </w:r>
+          </w:p>
+          <w:p>
+            <w:pPr>
+              <w:spacing w:after="20" w:before="60"/>
+            </w:pPr>
+            <w:r>
+              <w:rPr>
+                <w:rFonts w:ascii="Calibri" w:cs="Calibri" w:eastAsia="Calibri" w:hAnsi="Calibri"/>
+                <w:b/>
+                <w:bCs/>
+                <w:color w:val="16212A"/>
+                <w:sz w:val="19"/>
+                <w:szCs w:val="19"/>
+              </w:rPr>
+              <w:t xml:space="preserve">7. </w:t>
+            </w:r>
+            <w:r>
+              <w:rPr>
+                <w:rFonts w:ascii="Calibri" w:cs="Calibri" w:eastAsia="Calibri" w:hAnsi="Calibri"/>
+                <w:color w:val="16212A"/>
+                <w:sz w:val="19"/>
+                <w:szCs w:val="19"/>
+              </w:rPr>
+              <w:t xml:space="preserve">E a nota mais grave da pauta de Sol no hino 425 — que é do contralto —, qual é e onde está?</w:t>
+            </w:r>
+          </w:p>
+          <w:p>
+            <w:pPr>
+              <w:pBdr>
+                <w:bottom w:val="dotted" w:color="AFBAC0" w:sz="6" w:space="2"/>
+              </w:pBdr>
+              <w:spacing w:after="0" w:before="200"/>
+              <w:ind w:left="340"/>
+            </w:pPr>
+            <w:r>
+              <w:rPr>
+                <w:sz w:val="20"/>
+                <w:szCs w:val="20"/>
+              </w:rPr>
+              <w:t xml:space="preserve"/>
+            </w:r>
+          </w:p>
+        </w:tc>
+      </w:tr>
+    </w:tbl>
+    <w:p>
+      <w:pPr>
+        <w:spacing w:after="160"/>
+      </w:pPr>
+    </w:p>
+    <w:tbl>
+      <w:tblPr>
+        <w:tblW w:type="dxa" w:w="9350"/>
+        <w:tblBorders>
+          <w:top w:val="single" w:color="D6DCDA" w:sz="2"/>
+          <w:left w:val="single" w:color="4A6B3F" w:sz="18"/>
+          <w:bottom w:val="single" w:color="D6DCDA" w:sz="2"/>
+          <w:right w:val="single" w:color="D6DCDA" w:sz="2"/>
+          <w:insideH w:val="none" w:color="FFFFFF" w:sz="0"/>
+          <w:insideV w:val="none" w:color="FFFFFF" w:sz="0"/>
+        </w:tblBorders>
+      </w:tblPr>
+      <w:tblGrid>
+        <w:gridCol w:w="9350"/>
+      </w:tblGrid>
+      <w:tr>
+        <w:tc>
+          <w:tcPr>
+            <w:tcW w:type="dxa" w:w="9350"/>
+            <w:shd w:fill="F4F7F2" w:val="clear"/>
+            <w:tcMar>
+              <w:top w:type="dxa" w:w="140"/>
+              <w:left w:type="dxa" w:w="200"/>
+              <w:bottom w:type="dxa" w:w="140"/>
+              <w:right w:type="dxa" w:w="200"/>
+            </w:tcMar>
+          </w:tcPr>
+          <w:p>
+            <w:pPr>
+              <w:spacing w:after="80"/>
+            </w:pPr>
+            <w:r>
+              <w:rPr>
+                <w:rFonts w:ascii="Cambria" w:cs="Cambria" w:eastAsia="Cambria" w:hAnsi="Cambria"/>
+                <w:b/>
+                <w:bCs/>
+                <w:color w:val="16212A"/>
+                <w:sz w:val="23"/>
+                <w:szCs w:val="23"/>
+              </w:rPr>
+              <w:t xml:space="preserve">Hino 15  </w:t>
+            </w:r>
+            <w:r>
+              <w:rPr>
+                <w:rFonts w:ascii="Cambria" w:cs="Cambria" w:eastAsia="Cambria" w:hAnsi="Cambria"/>
+                <w:i/>
+                <w:iCs/>
+                <w:color w:val="5C6B75"/>
+                <w:sz w:val="18"/>
+                <w:szCs w:val="18"/>
+              </w:rPr>
+              <w:t xml:space="preserve">Si♭ maior · 12/8 · em 4</w:t>
+            </w:r>
+          </w:p>
+          <w:p>
+            <w:pPr>
+              <w:spacing w:after="20" w:before="60"/>
+            </w:pPr>
+            <w:r>
+              <w:rPr>
+                <w:rFonts w:ascii="Calibri" w:cs="Calibri" w:eastAsia="Calibri" w:hAnsi="Calibri"/>
+                <w:b/>
+                <w:bCs/>
+                <w:color w:val="16212A"/>
+                <w:sz w:val="19"/>
+                <w:szCs w:val="19"/>
+              </w:rPr>
+              <w:t xml:space="preserve">1. </w:t>
+            </w:r>
+            <w:r>
+              <w:rPr>
+                <w:rFonts w:ascii="Calibri" w:cs="Calibri" w:eastAsia="Calibri" w:hAnsi="Calibri"/>
+                <w:b/>
+                <w:bCs/>
+                <w:color w:val="4A6B3F"/>
+                <w:sz w:val="14"/>
+                <w:szCs w:val="14"/>
+              </w:rPr>
+              <w:t xml:space="preserve">NOVO  </w:t>
+            </w:r>
+            <w:r>
+              <w:rPr>
+                <w:rFonts w:ascii="Calibri" w:cs="Calibri" w:eastAsia="Calibri" w:hAnsi="Calibri"/>
+                <w:color w:val="16212A"/>
+                <w:sz w:val="19"/>
+                <w:szCs w:val="19"/>
+              </w:rPr>
+              <w:t xml:space="preserve">Quais são os acidentes fixos (a armadura) do hino 15, em ordem?</w:t>
+            </w:r>
+          </w:p>
+          <w:p>
+            <w:pPr>
+              <w:pBdr>
+                <w:bottom w:val="dotted" w:color="AFBAC0" w:sz="6" w:space="2"/>
+              </w:pBdr>
+              <w:spacing w:after="0" w:before="200"/>
+              <w:ind w:left="340"/>
+            </w:pPr>
+            <w:r>
+              <w:rPr>
+                <w:sz w:val="20"/>
+                <w:szCs w:val="20"/>
+              </w:rPr>
+              <w:t xml:space="preserve"/>
+            </w:r>
+          </w:p>
+          <w:p>
+            <w:pPr>
+              <w:spacing w:after="20" w:before="60"/>
+            </w:pPr>
+            <w:r>
+              <w:rPr>
+                <w:rFonts w:ascii="Calibri" w:cs="Calibri" w:eastAsia="Calibri" w:hAnsi="Calibri"/>
+                <w:b/>
+                <w:bCs/>
+                <w:color w:val="16212A"/>
+                <w:sz w:val="19"/>
+                <w:szCs w:val="19"/>
+              </w:rPr>
+              <w:t xml:space="preserve">2. </w:t>
+            </w:r>
+            <w:r>
+              <w:rPr>
+                <w:rFonts w:ascii="Calibri" w:cs="Calibri" w:eastAsia="Calibri" w:hAnsi="Calibri"/>
+                <w:color w:val="16212A"/>
+                <w:sz w:val="19"/>
+                <w:szCs w:val="19"/>
+              </w:rPr>
+              <w:t xml:space="preserve">Qual é o efeito do bemol que aparece no começo das pautas do hino 15?</w:t>
+            </w:r>
+          </w:p>
+          <w:p>
+            <w:pPr>
+              <w:pBdr>
+                <w:bottom w:val="dotted" w:color="AFBAC0" w:sz="6" w:space="2"/>
+              </w:pBdr>
+              <w:spacing w:after="0" w:before="200"/>
+              <w:ind w:left="340"/>
+            </w:pPr>
+            <w:r>
+              <w:rPr>
+                <w:sz w:val="20"/>
+                <w:szCs w:val="20"/>
+              </w:rPr>
+              <w:t xml:space="preserve"/>
+            </w:r>
+          </w:p>
+          <w:p>
+            <w:pPr>
+              <w:spacing w:after="20" w:before="60"/>
+            </w:pPr>
+            <w:r>
+              <w:rPr>
+                <w:rFonts w:ascii="Calibri" w:cs="Calibri" w:eastAsia="Calibri" w:hAnsi="Calibri"/>
+                <w:b/>
+                <w:bCs/>
+                <w:color w:val="16212A"/>
+                <w:sz w:val="19"/>
+                <w:szCs w:val="19"/>
+              </w:rPr>
+              <w:t xml:space="preserve">3. </w:t>
+            </w:r>
+            <w:r>
+              <w:rPr>
+                <w:rFonts w:ascii="Calibri" w:cs="Calibri" w:eastAsia="Calibri" w:hAnsi="Calibri"/>
+                <w:color w:val="16212A"/>
+                <w:sz w:val="19"/>
+                <w:szCs w:val="19"/>
+              </w:rPr>
+              <w:t xml:space="preserve">No hino 15, em 12/8, qual é a unidade de movimento?</w:t>
+            </w:r>
+          </w:p>
+          <w:p>
+            <w:pPr>
+              <w:pBdr>
+                <w:bottom w:val="dotted" w:color="AFBAC0" w:sz="6" w:space="2"/>
+              </w:pBdr>
+              <w:spacing w:after="0" w:before="200"/>
+              <w:ind w:left="340"/>
+            </w:pPr>
+            <w:r>
+              <w:rPr>
+                <w:sz w:val="20"/>
+                <w:szCs w:val="20"/>
+              </w:rPr>
+              <w:t xml:space="preserve"/>
+            </w:r>
+          </w:p>
+          <w:p>
+            <w:pPr>
+              <w:spacing w:after="20" w:before="60"/>
+            </w:pPr>
+            <w:r>
+              <w:rPr>
+                <w:rFonts w:ascii="Calibri" w:cs="Calibri" w:eastAsia="Calibri" w:hAnsi="Calibri"/>
+                <w:b/>
+                <w:bCs/>
+                <w:color w:val="16212A"/>
+                <w:sz w:val="19"/>
+                <w:szCs w:val="19"/>
+              </w:rPr>
+              <w:t xml:space="preserve">4. </w:t>
+            </w:r>
+            <w:r>
+              <w:rPr>
+                <w:rFonts w:ascii="Calibri" w:cs="Calibri" w:eastAsia="Calibri" w:hAnsi="Calibri"/>
+                <w:color w:val="16212A"/>
+                <w:sz w:val="19"/>
+                <w:szCs w:val="19"/>
+              </w:rPr>
+              <w:t xml:space="preserve">O hino 15 tem nota pontuada? Se tiver, mostre uma.</w:t>
+            </w:r>
+          </w:p>
+          <w:p>
+            <w:pPr>
+              <w:pBdr>
+                <w:bottom w:val="dotted" w:color="AFBAC0" w:sz="6" w:space="2"/>
+              </w:pBdr>
+              <w:spacing w:after="0" w:before="200"/>
+              <w:ind w:left="340"/>
+            </w:pPr>
+            <w:r>
+              <w:rPr>
+                <w:sz w:val="20"/>
+                <w:szCs w:val="20"/>
+              </w:rPr>
+              <w:t xml:space="preserve"/>
+            </w:r>
+          </w:p>
+          <w:p>
+            <w:pPr>
+              <w:spacing w:after="20" w:before="60"/>
+            </w:pPr>
+            <w:r>
+              <w:rPr>
+                <w:rFonts w:ascii="Calibri" w:cs="Calibri" w:eastAsia="Calibri" w:hAnsi="Calibri"/>
+                <w:b/>
+                <w:bCs/>
+                <w:color w:val="16212A"/>
+                <w:sz w:val="19"/>
+                <w:szCs w:val="19"/>
+              </w:rPr>
+              <w:t xml:space="preserve">5. </w:t>
+            </w:r>
+            <w:r>
+              <w:rPr>
+                <w:rFonts w:ascii="Calibri" w:cs="Calibri" w:eastAsia="Calibri" w:hAnsi="Calibri"/>
+                <w:color w:val="16212A"/>
+                <w:sz w:val="19"/>
+                <w:szCs w:val="19"/>
+              </w:rPr>
+              <w:t xml:space="preserve">Quantos sistemas tem o hino 15?</w:t>
+            </w:r>
+          </w:p>
+          <w:p>
+            <w:pPr>
+              <w:pBdr>
+                <w:bottom w:val="dotted" w:color="AFBAC0" w:sz="6" w:space="2"/>
+              </w:pBdr>
+              <w:spacing w:after="0" w:before="200"/>
+              <w:ind w:left="340"/>
+            </w:pPr>
+            <w:r>
+              <w:rPr>
+                <w:sz w:val="20"/>
+                <w:szCs w:val="20"/>
+              </w:rPr>
+              <w:t xml:space="preserve"/>
+            </w:r>
+          </w:p>
+          <w:p>
+            <w:pPr>
+              <w:spacing w:after="20" w:before="60"/>
+            </w:pPr>
+            <w:r>
+              <w:rPr>
+                <w:rFonts w:ascii="Calibri" w:cs="Calibri" w:eastAsia="Calibri" w:hAnsi="Calibri"/>
+                <w:b/>
+                <w:bCs/>
+                <w:color w:val="16212A"/>
+                <w:sz w:val="19"/>
+                <w:szCs w:val="19"/>
+              </w:rPr>
+              <w:t xml:space="preserve">6. </w:t>
+            </w:r>
+            <w:r>
+              <w:rPr>
+                <w:rFonts w:ascii="Calibri" w:cs="Calibri" w:eastAsia="Calibri" w:hAnsi="Calibri"/>
+                <w:color w:val="16212A"/>
+                <w:sz w:val="19"/>
+                <w:szCs w:val="19"/>
+              </w:rPr>
+              <w:t xml:space="preserve">No hino 15, qual é a unidade de tempo e qual a unidade de compasso?</w:t>
+            </w:r>
+          </w:p>
+          <w:p>
+            <w:pPr>
+              <w:pBdr>
+                <w:bottom w:val="dotted" w:color="AFBAC0" w:sz="6" w:space="2"/>
+              </w:pBdr>
+              <w:spacing w:after="0" w:before="200"/>
+              <w:ind w:left="340"/>
+            </w:pPr>
+            <w:r>
+              <w:rPr>
+                <w:sz w:val="20"/>
+                <w:szCs w:val="20"/>
+              </w:rPr>
+              <w:t xml:space="preserve"/>
+            </w:r>
+          </w:p>
+          <w:p>
+            <w:pPr>
+              <w:spacing w:after="20" w:before="60"/>
+            </w:pPr>
+            <w:r>
+              <w:rPr>
+                <w:rFonts w:ascii="Calibri" w:cs="Calibri" w:eastAsia="Calibri" w:hAnsi="Calibri"/>
+                <w:b/>
+                <w:bCs/>
+                <w:color w:val="16212A"/>
+                <w:sz w:val="19"/>
+                <w:szCs w:val="19"/>
+              </w:rPr>
+              <w:t xml:space="preserve">7. </w:t>
+            </w:r>
+            <w:r>
+              <w:rPr>
+                <w:rFonts w:ascii="Calibri" w:cs="Calibri" w:eastAsia="Calibri" w:hAnsi="Calibri"/>
+                <w:color w:val="16212A"/>
+                <w:sz w:val="19"/>
+                <w:szCs w:val="19"/>
+              </w:rPr>
+              <w:t xml:space="preserve">Em que clave está a pauta de cima do hino 15? E a de baixo?</w:t>
+            </w:r>
+          </w:p>
+          <w:p>
+            <w:pPr>
+              <w:pBdr>
+                <w:bottom w:val="dotted" w:color="AFBAC0" w:sz="6" w:space="2"/>
+              </w:pBdr>
+              <w:spacing w:after="0" w:before="200"/>
+              <w:ind w:left="340"/>
+            </w:pPr>
+            <w:r>
+              <w:rPr>
+                <w:sz w:val="20"/>
+                <w:szCs w:val="20"/>
+              </w:rPr>
+              <w:t xml:space="preserve"/>
+            </w:r>
+          </w:p>
+        </w:tc>
+      </w:tr>
+    </w:tbl>
+    <w:p>
+      <w:pPr>
+        <w:spacing w:after="160"/>
+      </w:pPr>
+    </w:p>
+    <w:tbl>
+      <w:tblPr>
+        <w:tblW w:type="dxa" w:w="9350"/>
+        <w:tblBorders>
+          <w:top w:val="single" w:color="D6DCDA" w:sz="2"/>
+          <w:left w:val="single" w:color="4A6B3F" w:sz="18"/>
+          <w:bottom w:val="single" w:color="D6DCDA" w:sz="2"/>
+          <w:right w:val="single" w:color="D6DCDA" w:sz="2"/>
+          <w:insideH w:val="none" w:color="FFFFFF" w:sz="0"/>
+          <w:insideV w:val="none" w:color="FFFFFF" w:sz="0"/>
+        </w:tblBorders>
+      </w:tblPr>
+      <w:tblGrid>
+        <w:gridCol w:w="9350"/>
+      </w:tblGrid>
+      <w:tr>
+        <w:tc>
+          <w:tcPr>
+            <w:tcW w:type="dxa" w:w="9350"/>
+            <w:shd w:fill="F4F7F2" w:val="clear"/>
+            <w:tcMar>
+              <w:top w:type="dxa" w:w="140"/>
+              <w:left w:type="dxa" w:w="200"/>
+              <w:bottom w:type="dxa" w:w="140"/>
+              <w:right w:type="dxa" w:w="200"/>
+            </w:tcMar>
+          </w:tcPr>
+          <w:p>
+            <w:pPr>
+              <w:spacing w:after="80"/>
+            </w:pPr>
+            <w:r>
+              <w:rPr>
+                <w:rFonts w:ascii="Cambria" w:cs="Cambria" w:eastAsia="Cambria" w:hAnsi="Cambria"/>
+                <w:b/>
+                <w:bCs/>
+                <w:color w:val="16212A"/>
+                <w:sz w:val="23"/>
+                <w:szCs w:val="23"/>
+              </w:rPr>
+              <w:t xml:space="preserve">Hino 90  </w:t>
+            </w:r>
+            <w:r>
+              <w:rPr>
+                <w:rFonts w:ascii="Cambria" w:cs="Cambria" w:eastAsia="Cambria" w:hAnsi="Cambria"/>
+                <w:i/>
+                <w:iCs/>
+                <w:color w:val="5C6B75"/>
+                <w:sz w:val="18"/>
+                <w:szCs w:val="18"/>
+              </w:rPr>
+              <w:t xml:space="preserve">Lá♭ maior · 3/4 · ♩ = 63-76</w:t>
+            </w:r>
+          </w:p>
+          <w:p>
+            <w:pPr>
+              <w:spacing w:after="20" w:before="60"/>
+            </w:pPr>
+            <w:r>
+              <w:rPr>
+                <w:rFonts w:ascii="Calibri" w:cs="Calibri" w:eastAsia="Calibri" w:hAnsi="Calibri"/>
+                <w:b/>
+                <w:bCs/>
+                <w:color w:val="16212A"/>
+                <w:sz w:val="19"/>
+                <w:szCs w:val="19"/>
+              </w:rPr>
+              <w:t xml:space="preserve">1. </w:t>
+            </w:r>
+            <w:r>
+              <w:rPr>
+                <w:rFonts w:ascii="Calibri" w:cs="Calibri" w:eastAsia="Calibri" w:hAnsi="Calibri"/>
+                <w:b/>
+                <w:bCs/>
+                <w:color w:val="4A6B3F"/>
+                <w:sz w:val="14"/>
+                <w:szCs w:val="14"/>
+              </w:rPr>
+              <w:t xml:space="preserve">NOVO  </w:t>
+            </w:r>
+            <w:r>
+              <w:rPr>
+                <w:rFonts w:ascii="Calibri" w:cs="Calibri" w:eastAsia="Calibri" w:hAnsi="Calibri"/>
+                <w:color w:val="16212A"/>
+                <w:sz w:val="19"/>
+                <w:szCs w:val="19"/>
+              </w:rPr>
+              <w:t xml:space="preserve">Quais são os acidentes fixos (a armadura) do hino 90, em ordem?</w:t>
+            </w:r>
+          </w:p>
+          <w:p>
+            <w:pPr>
+              <w:pBdr>
+                <w:bottom w:val="dotted" w:color="AFBAC0" w:sz="6" w:space="2"/>
+              </w:pBdr>
+              <w:spacing w:after="0" w:before="200"/>
+              <w:ind w:left="340"/>
+            </w:pPr>
+            <w:r>
+              <w:rPr>
+                <w:sz w:val="20"/>
+                <w:szCs w:val="20"/>
+              </w:rPr>
+              <w:t xml:space="preserve"/>
+            </w:r>
+          </w:p>
+          <w:p>
+            <w:pPr>
+              <w:spacing w:after="20" w:before="60"/>
+            </w:pPr>
+            <w:r>
+              <w:rPr>
+                <w:rFonts w:ascii="Calibri" w:cs="Calibri" w:eastAsia="Calibri" w:hAnsi="Calibri"/>
+                <w:b/>
+                <w:bCs/>
+                <w:color w:val="16212A"/>
+                <w:sz w:val="19"/>
+                <w:szCs w:val="19"/>
+              </w:rPr>
+              <w:t xml:space="preserve">2. </w:t>
+            </w:r>
+            <w:r>
+              <w:rPr>
+                <w:rFonts w:ascii="Calibri" w:cs="Calibri" w:eastAsia="Calibri" w:hAnsi="Calibri"/>
+                <w:color w:val="16212A"/>
+                <w:sz w:val="19"/>
+                <w:szCs w:val="19"/>
+              </w:rPr>
+              <w:t xml:space="preserve">Toque a escala maior na tonalidade do hino 90.</w:t>
+            </w:r>
+          </w:p>
+          <w:p>
+            <w:pPr>
+              <w:pBdr>
+                <w:bottom w:val="dotted" w:color="AFBAC0" w:sz="6" w:space="2"/>
+              </w:pBdr>
+              <w:spacing w:after="0" w:before="200"/>
+              <w:ind w:left="340"/>
+            </w:pPr>
+            <w:r>
+              <w:rPr>
+                <w:sz w:val="20"/>
+                <w:szCs w:val="20"/>
+              </w:rPr>
+              <w:t xml:space="preserve"/>
+            </w:r>
+          </w:p>
+          <w:p>
+            <w:pPr>
+              <w:spacing w:after="20" w:before="60"/>
+            </w:pPr>
+            <w:r>
+              <w:rPr>
+                <w:rFonts w:ascii="Calibri" w:cs="Calibri" w:eastAsia="Calibri" w:hAnsi="Calibri"/>
+                <w:b/>
+                <w:bCs/>
+                <w:color w:val="16212A"/>
+                <w:sz w:val="19"/>
+                <w:szCs w:val="19"/>
+              </w:rPr>
+              <w:t xml:space="preserve">3. </w:t>
+            </w:r>
+            <w:r>
+              <w:rPr>
+                <w:rFonts w:ascii="Calibri" w:cs="Calibri" w:eastAsia="Calibri" w:hAnsi="Calibri"/>
+                <w:color w:val="16212A"/>
+                <w:sz w:val="19"/>
+                <w:szCs w:val="19"/>
+              </w:rPr>
+              <w:t xml:space="preserve">O hino 90 tem fermata? Se tiver, como ela se executa?</w:t>
+            </w:r>
+          </w:p>
+          <w:p>
+            <w:pPr>
+              <w:pBdr>
+                <w:bottom w:val="dotted" w:color="AFBAC0" w:sz="6" w:space="2"/>
+              </w:pBdr>
+              <w:spacing w:after="0" w:before="200"/>
+              <w:ind w:left="340"/>
+            </w:pPr>
+            <w:r>
+              <w:rPr>
+                <w:sz w:val="20"/>
+                <w:szCs w:val="20"/>
+              </w:rPr>
+              <w:t xml:space="preserve"/>
+            </w:r>
+          </w:p>
+          <w:p>
+            <w:pPr>
+              <w:spacing w:after="20" w:before="60"/>
+            </w:pPr>
+            <w:r>
+              <w:rPr>
+                <w:rFonts w:ascii="Calibri" w:cs="Calibri" w:eastAsia="Calibri" w:hAnsi="Calibri"/>
+                <w:b/>
+                <w:bCs/>
+                <w:color w:val="16212A"/>
+                <w:sz w:val="19"/>
+                <w:szCs w:val="19"/>
+              </w:rPr>
+              <w:t xml:space="preserve">4. </w:t>
+            </w:r>
+            <w:r>
+              <w:rPr>
+                <w:rFonts w:ascii="Calibri" w:cs="Calibri" w:eastAsia="Calibri" w:hAnsi="Calibri"/>
+                <w:color w:val="16212A"/>
+                <w:sz w:val="19"/>
+                <w:szCs w:val="19"/>
+              </w:rPr>
+              <w:t xml:space="preserve">O hino 90 tem nota pontuada? Se tiver, mostre uma.</w:t>
+            </w:r>
+          </w:p>
+          <w:p>
+            <w:pPr>
+              <w:pBdr>
+                <w:bottom w:val="dotted" w:color="AFBAC0" w:sz="6" w:space="2"/>
+              </w:pBdr>
+              <w:spacing w:after="0" w:before="200"/>
+              <w:ind w:left="340"/>
+            </w:pPr>
+            <w:r>
+              <w:rPr>
+                <w:sz w:val="20"/>
+                <w:szCs w:val="20"/>
+              </w:rPr>
+              <w:t xml:space="preserve"/>
+            </w:r>
+          </w:p>
+          <w:p>
+            <w:pPr>
+              <w:spacing w:after="20" w:before="60"/>
+            </w:pPr>
+            <w:r>
+              <w:rPr>
+                <w:rFonts w:ascii="Calibri" w:cs="Calibri" w:eastAsia="Calibri" w:hAnsi="Calibri"/>
+                <w:b/>
+                <w:bCs/>
+                <w:color w:val="16212A"/>
+                <w:sz w:val="19"/>
+                <w:szCs w:val="19"/>
+              </w:rPr>
+              <w:t xml:space="preserve">5. </w:t>
+            </w:r>
+            <w:r>
+              <w:rPr>
+                <w:rFonts w:ascii="Calibri" w:cs="Calibri" w:eastAsia="Calibri" w:hAnsi="Calibri"/>
+                <w:color w:val="16212A"/>
+                <w:sz w:val="19"/>
+                <w:szCs w:val="19"/>
+              </w:rPr>
+              <w:t xml:space="preserve">Quantos sistemas tem o hino 90?</w:t>
+            </w:r>
+          </w:p>
+          <w:p>
+            <w:pPr>
+              <w:pBdr>
+                <w:bottom w:val="dotted" w:color="AFBAC0" w:sz="6" w:space="2"/>
+              </w:pBdr>
+              <w:spacing w:after="0" w:before="200"/>
+              <w:ind w:left="340"/>
+            </w:pPr>
+            <w:r>
+              <w:rPr>
+                <w:sz w:val="20"/>
+                <w:szCs w:val="20"/>
+              </w:rPr>
+              <w:t xml:space="preserve"/>
+            </w:r>
+          </w:p>
+          <w:p>
+            <w:pPr>
+              <w:spacing w:after="20" w:before="60"/>
+            </w:pPr>
+            <w:r>
+              <w:rPr>
+                <w:rFonts w:ascii="Calibri" w:cs="Calibri" w:eastAsia="Calibri" w:hAnsi="Calibri"/>
+                <w:b/>
+                <w:bCs/>
+                <w:color w:val="16212A"/>
+                <w:sz w:val="19"/>
+                <w:szCs w:val="19"/>
+              </w:rPr>
+              <w:t xml:space="preserve">6. </w:t>
+            </w:r>
+            <w:r>
+              <w:rPr>
+                <w:rFonts w:ascii="Calibri" w:cs="Calibri" w:eastAsia="Calibri" w:hAnsi="Calibri"/>
+                <w:color w:val="16212A"/>
+                <w:sz w:val="19"/>
+                <w:szCs w:val="19"/>
+              </w:rPr>
+              <w:t xml:space="preserve">Qual é a fórmula de compasso do hino 90? O que indica cada número?</w:t>
+            </w:r>
+          </w:p>
+          <w:p>
+            <w:pPr>
+              <w:pBdr>
+                <w:bottom w:val="dotted" w:color="AFBAC0" w:sz="6" w:space="2"/>
+              </w:pBdr>
+              <w:spacing w:after="0" w:before="200"/>
+              <w:ind w:left="340"/>
+            </w:pPr>
+            <w:r>
+              <w:rPr>
+                <w:sz w:val="20"/>
+                <w:szCs w:val="20"/>
+              </w:rPr>
+              <w:t xml:space="preserve"/>
+            </w:r>
+          </w:p>
+          <w:p>
+            <w:pPr>
+              <w:spacing w:after="20" w:before="60"/>
+            </w:pPr>
+            <w:r>
+              <w:rPr>
+                <w:rFonts w:ascii="Calibri" w:cs="Calibri" w:eastAsia="Calibri" w:hAnsi="Calibri"/>
+                <w:b/>
+                <w:bCs/>
+                <w:color w:val="16212A"/>
+                <w:sz w:val="19"/>
+                <w:szCs w:val="19"/>
+              </w:rPr>
+              <w:t xml:space="preserve">7. </w:t>
+            </w:r>
+            <w:r>
+              <w:rPr>
+                <w:rFonts w:ascii="Calibri" w:cs="Calibri" w:eastAsia="Calibri" w:hAnsi="Calibri"/>
+                <w:color w:val="16212A"/>
+                <w:sz w:val="19"/>
+                <w:szCs w:val="19"/>
+              </w:rPr>
+              <w:t xml:space="preserve">Em que clave está a pauta de cima do hino 90? E a de baixo?</w:t>
+            </w:r>
+          </w:p>
+          <w:p>
+            <w:pPr>
+              <w:pBdr>
+                <w:bottom w:val="dotted" w:color="AFBAC0" w:sz="6" w:space="2"/>
+              </w:pBdr>
+              <w:spacing w:after="0" w:before="200"/>
+              <w:ind w:left="340"/>
+            </w:pPr>
+            <w:r>
+              <w:rPr>
+                <w:sz w:val="20"/>
+                <w:szCs w:val="20"/>
+              </w:rPr>
+              <w:t xml:space="preserve"/>
+            </w:r>
+          </w:p>
+        </w:tc>
+      </w:tr>
+    </w:tbl>
+    <w:p>
+      <w:pPr>
+        <w:spacing w:after="160"/>
+      </w:pPr>
+    </w:p>
+    <w:p>
       <w:pPr>
         <w:pStyle w:val="Heading1"/>
         <w:spacing w:after="50"/>
@@ -11669,6 +13953,1170 @@
       </w:r>
     </w:p>
     <w:p>
+      <w:r>
+        <w:br w:type="page"/>
+      </w:r>
+    </w:p>
+    <w:p>
+      <w:pPr>
+        <w:spacing w:after="60" w:line="300"/>
+      </w:pPr>
+      <w:r>
+        <w:rPr>
+          <w:rFonts w:ascii="Calibri" w:cs="Calibri" w:eastAsia="Calibri" w:hAnsi="Calibri"/>
+          <w:caps/>
+          <w:color w:val="5C6B75"/>
+          <w:spacing w:val="16"/>
+          <w:sz w:val="16"/>
+          <w:szCs w:val="16"/>
+        </w:rPr>
+        <w:t xml:space="preserve">Fim da fase 8 · análise de hinos</w:t>
+      </w:r>
+    </w:p>
+    <w:p>
+      <w:pPr>
+        <w:spacing w:after="100"/>
+      </w:pPr>
+      <w:r>
+        <w:rPr>
+          <w:rFonts w:ascii="Cambria" w:cs="Cambria" w:eastAsia="Cambria" w:hAnsi="Cambria"/>
+          <w:b/>
+          <w:bCs/>
+          <w:color w:val="4A6B3F"/>
+          <w:sz w:val="32"/>
+          <w:szCs w:val="32"/>
+        </w:rPr>
+        <w:t xml:space="preserve">Com o hinário em mãos</w:t>
+      </w:r>
+    </w:p>
+    <w:p>
+      <w:pPr>
+        <w:spacing w:after="160" w:line="300"/>
+      </w:pPr>
+      <w:r>
+        <w:rPr>
+          <w:rFonts w:ascii="Calibri" w:cs="Calibri" w:eastAsia="Calibri" w:hAnsi="Calibri"/>
+          <w:color w:val="3F4C55"/>
+          <w:sz w:val="19"/>
+          <w:szCs w:val="19"/>
+        </w:rPr>
+        <w:t xml:space="preserve">Fase 8 — tonalidade e acidentes ocorrentes. As perguntas cobrem só o que foi estudado até aqui: as marcadas “novo” são desta fase; as outras revisam as anteriores.</w:t>
+      </w:r>
+    </w:p>
+    <w:tbl>
+      <w:tblPr>
+        <w:tblW w:type="dxa" w:w="9350"/>
+        <w:tblBorders>
+          <w:top w:val="single" w:color="D6DCDA" w:sz="2"/>
+          <w:left w:val="single" w:color="4A6B3F" w:sz="18"/>
+          <w:bottom w:val="single" w:color="D6DCDA" w:sz="2"/>
+          <w:right w:val="single" w:color="D6DCDA" w:sz="2"/>
+          <w:insideH w:val="none" w:color="FFFFFF" w:sz="0"/>
+          <w:insideV w:val="none" w:color="FFFFFF" w:sz="0"/>
+        </w:tblBorders>
+      </w:tblPr>
+      <w:tblGrid>
+        <w:gridCol w:w="9350"/>
+      </w:tblGrid>
+      <w:tr>
+        <w:tc>
+          <w:tcPr>
+            <w:tcW w:type="dxa" w:w="9350"/>
+            <w:shd w:fill="F4F7F2" w:val="clear"/>
+            <w:tcMar>
+              <w:top w:type="dxa" w:w="140"/>
+              <w:left w:type="dxa" w:w="200"/>
+              <w:bottom w:type="dxa" w:w="140"/>
+              <w:right w:type="dxa" w:w="200"/>
+            </w:tcMar>
+          </w:tcPr>
+          <w:p>
+            <w:pPr>
+              <w:spacing w:after="80"/>
+            </w:pPr>
+            <w:r>
+              <w:rPr>
+                <w:rFonts w:ascii="Cambria" w:cs="Cambria" w:eastAsia="Cambria" w:hAnsi="Cambria"/>
+                <w:b/>
+                <w:bCs/>
+                <w:color w:val="16212A"/>
+                <w:sz w:val="23"/>
+                <w:szCs w:val="23"/>
+              </w:rPr>
+              <w:t xml:space="preserve">Hino 136  </w:t>
+            </w:r>
+            <w:r>
+              <w:rPr>
+                <w:rFonts w:ascii="Cambria" w:cs="Cambria" w:eastAsia="Cambria" w:hAnsi="Cambria"/>
+                <w:i/>
+                <w:iCs/>
+                <w:color w:val="5C6B75"/>
+                <w:sz w:val="18"/>
+                <w:szCs w:val="18"/>
+              </w:rPr>
+              <w:t xml:space="preserve">Ré maior · 6/8 · em 2</w:t>
+            </w:r>
+          </w:p>
+          <w:p>
+            <w:pPr>
+              <w:spacing w:after="20" w:before="60"/>
+            </w:pPr>
+            <w:r>
+              <w:rPr>
+                <w:rFonts w:ascii="Calibri" w:cs="Calibri" w:eastAsia="Calibri" w:hAnsi="Calibri"/>
+                <w:b/>
+                <w:bCs/>
+                <w:color w:val="16212A"/>
+                <w:sz w:val="19"/>
+                <w:szCs w:val="19"/>
+              </w:rPr>
+              <w:t xml:space="preserve">1. </w:t>
+            </w:r>
+            <w:r>
+              <w:rPr>
+                <w:rFonts w:ascii="Calibri" w:cs="Calibri" w:eastAsia="Calibri" w:hAnsi="Calibri"/>
+                <w:b/>
+                <w:bCs/>
+                <w:color w:val="4A6B3F"/>
+                <w:sz w:val="14"/>
+                <w:szCs w:val="14"/>
+              </w:rPr>
+              <w:t xml:space="preserve">NOVO  </w:t>
+            </w:r>
+            <w:r>
+              <w:rPr>
+                <w:rFonts w:ascii="Calibri" w:cs="Calibri" w:eastAsia="Calibri" w:hAnsi="Calibri"/>
+                <w:color w:val="16212A"/>
+                <w:sz w:val="19"/>
+                <w:szCs w:val="19"/>
+              </w:rPr>
+              <w:t xml:space="preserve">Qual é a tonalidade do hino 136? Escrita e de execução, no seu instrumento.</w:t>
+            </w:r>
+          </w:p>
+          <w:p>
+            <w:pPr>
+              <w:pBdr>
+                <w:bottom w:val="dotted" w:color="AFBAC0" w:sz="6" w:space="2"/>
+              </w:pBdr>
+              <w:spacing w:after="0" w:before="200"/>
+              <w:ind w:left="340"/>
+            </w:pPr>
+            <w:r>
+              <w:rPr>
+                <w:sz w:val="20"/>
+                <w:szCs w:val="20"/>
+              </w:rPr>
+              <w:t xml:space="preserve"/>
+            </w:r>
+          </w:p>
+          <w:p>
+            <w:pPr>
+              <w:spacing w:after="20" w:before="60"/>
+            </w:pPr>
+            <w:r>
+              <w:rPr>
+                <w:rFonts w:ascii="Calibri" w:cs="Calibri" w:eastAsia="Calibri" w:hAnsi="Calibri"/>
+                <w:b/>
+                <w:bCs/>
+                <w:color w:val="16212A"/>
+                <w:sz w:val="19"/>
+                <w:szCs w:val="19"/>
+              </w:rPr>
+              <w:t xml:space="preserve">2. </w:t>
+            </w:r>
+            <w:r>
+              <w:rPr>
+                <w:rFonts w:ascii="Calibri" w:cs="Calibri" w:eastAsia="Calibri" w:hAnsi="Calibri"/>
+                <w:b/>
+                <w:bCs/>
+                <w:color w:val="4A6B3F"/>
+                <w:sz w:val="14"/>
+                <w:szCs w:val="14"/>
+              </w:rPr>
+              <w:t xml:space="preserve">NOVO  </w:t>
+            </w:r>
+            <w:r>
+              <w:rPr>
+                <w:rFonts w:ascii="Calibri" w:cs="Calibri" w:eastAsia="Calibri" w:hAnsi="Calibri"/>
+                <w:color w:val="16212A"/>
+                <w:sz w:val="19"/>
+                <w:szCs w:val="19"/>
+              </w:rPr>
+              <w:t xml:space="preserve">Qual é a relativa menor da tonalidade do hino 136?</w:t>
+            </w:r>
+          </w:p>
+          <w:p>
+            <w:pPr>
+              <w:pBdr>
+                <w:bottom w:val="dotted" w:color="AFBAC0" w:sz="6" w:space="2"/>
+              </w:pBdr>
+              <w:spacing w:after="0" w:before="200"/>
+              <w:ind w:left="340"/>
+            </w:pPr>
+            <w:r>
+              <w:rPr>
+                <w:sz w:val="20"/>
+                <w:szCs w:val="20"/>
+              </w:rPr>
+              <w:t xml:space="preserve"/>
+            </w:r>
+          </w:p>
+          <w:p>
+            <w:pPr>
+              <w:spacing w:after="20" w:before="60"/>
+            </w:pPr>
+            <w:r>
+              <w:rPr>
+                <w:rFonts w:ascii="Calibri" w:cs="Calibri" w:eastAsia="Calibri" w:hAnsi="Calibri"/>
+                <w:b/>
+                <w:bCs/>
+                <w:color w:val="16212A"/>
+                <w:sz w:val="19"/>
+                <w:szCs w:val="19"/>
+              </w:rPr>
+              <w:t xml:space="preserve">3. </w:t>
+            </w:r>
+            <w:r>
+              <w:rPr>
+                <w:rFonts w:ascii="Calibri" w:cs="Calibri" w:eastAsia="Calibri" w:hAnsi="Calibri"/>
+                <w:color w:val="16212A"/>
+                <w:sz w:val="19"/>
+                <w:szCs w:val="19"/>
+              </w:rPr>
+              <w:t xml:space="preserve">Quais são os acidentes fixos (a armadura) do hino 136, em ordem?</w:t>
+            </w:r>
+          </w:p>
+          <w:p>
+            <w:pPr>
+              <w:pBdr>
+                <w:bottom w:val="dotted" w:color="AFBAC0" w:sz="6" w:space="2"/>
+              </w:pBdr>
+              <w:spacing w:after="0" w:before="200"/>
+              <w:ind w:left="340"/>
+            </w:pPr>
+            <w:r>
+              <w:rPr>
+                <w:sz w:val="20"/>
+                <w:szCs w:val="20"/>
+              </w:rPr>
+              <w:t xml:space="preserve"/>
+            </w:r>
+          </w:p>
+          <w:p>
+            <w:pPr>
+              <w:spacing w:after="20" w:before="60"/>
+            </w:pPr>
+            <w:r>
+              <w:rPr>
+                <w:rFonts w:ascii="Calibri" w:cs="Calibri" w:eastAsia="Calibri" w:hAnsi="Calibri"/>
+                <w:b/>
+                <w:bCs/>
+                <w:color w:val="16212A"/>
+                <w:sz w:val="19"/>
+                <w:szCs w:val="19"/>
+              </w:rPr>
+              <w:t xml:space="preserve">4. </w:t>
+            </w:r>
+            <w:r>
+              <w:rPr>
+                <w:rFonts w:ascii="Calibri" w:cs="Calibri" w:eastAsia="Calibri" w:hAnsi="Calibri"/>
+                <w:color w:val="16212A"/>
+                <w:sz w:val="19"/>
+                <w:szCs w:val="19"/>
+              </w:rPr>
+              <w:t xml:space="preserve">Toque a escala maior na tonalidade do hino 136.</w:t>
+            </w:r>
+          </w:p>
+          <w:p>
+            <w:pPr>
+              <w:pBdr>
+                <w:bottom w:val="dotted" w:color="AFBAC0" w:sz="6" w:space="2"/>
+              </w:pBdr>
+              <w:spacing w:after="0" w:before="200"/>
+              <w:ind w:left="340"/>
+            </w:pPr>
+            <w:r>
+              <w:rPr>
+                <w:sz w:val="20"/>
+                <w:szCs w:val="20"/>
+              </w:rPr>
+              <w:t xml:space="preserve"/>
+            </w:r>
+          </w:p>
+          <w:p>
+            <w:pPr>
+              <w:spacing w:after="20" w:before="60"/>
+            </w:pPr>
+            <w:r>
+              <w:rPr>
+                <w:rFonts w:ascii="Calibri" w:cs="Calibri" w:eastAsia="Calibri" w:hAnsi="Calibri"/>
+                <w:b/>
+                <w:bCs/>
+                <w:color w:val="16212A"/>
+                <w:sz w:val="19"/>
+                <w:szCs w:val="19"/>
+              </w:rPr>
+              <w:t xml:space="preserve">5. </w:t>
+            </w:r>
+            <w:r>
+              <w:rPr>
+                <w:rFonts w:ascii="Calibri" w:cs="Calibri" w:eastAsia="Calibri" w:hAnsi="Calibri"/>
+                <w:color w:val="16212A"/>
+                <w:sz w:val="19"/>
+                <w:szCs w:val="19"/>
+              </w:rPr>
+              <w:t xml:space="preserve">O hino 136 tem fermata? Se tiver, como ela se executa?</w:t>
+            </w:r>
+          </w:p>
+          <w:p>
+            <w:pPr>
+              <w:pBdr>
+                <w:bottom w:val="dotted" w:color="AFBAC0" w:sz="6" w:space="2"/>
+              </w:pBdr>
+              <w:spacing w:after="0" w:before="200"/>
+              <w:ind w:left="340"/>
+            </w:pPr>
+            <w:r>
+              <w:rPr>
+                <w:sz w:val="20"/>
+                <w:szCs w:val="20"/>
+              </w:rPr>
+              <w:t xml:space="preserve"/>
+            </w:r>
+          </w:p>
+          <w:p>
+            <w:pPr>
+              <w:spacing w:after="20" w:before="60"/>
+            </w:pPr>
+            <w:r>
+              <w:rPr>
+                <w:rFonts w:ascii="Calibri" w:cs="Calibri" w:eastAsia="Calibri" w:hAnsi="Calibri"/>
+                <w:b/>
+                <w:bCs/>
+                <w:color w:val="16212A"/>
+                <w:sz w:val="19"/>
+                <w:szCs w:val="19"/>
+              </w:rPr>
+              <w:t xml:space="preserve">6. </w:t>
+            </w:r>
+            <w:r>
+              <w:rPr>
+                <w:rFonts w:ascii="Calibri" w:cs="Calibri" w:eastAsia="Calibri" w:hAnsi="Calibri"/>
+                <w:color w:val="16212A"/>
+                <w:sz w:val="19"/>
+                <w:szCs w:val="19"/>
+              </w:rPr>
+              <w:t xml:space="preserve">O hino 136 tem nota pontuada? Se tiver, mostre uma.</w:t>
+            </w:r>
+          </w:p>
+          <w:p>
+            <w:pPr>
+              <w:pBdr>
+                <w:bottom w:val="dotted" w:color="AFBAC0" w:sz="6" w:space="2"/>
+              </w:pBdr>
+              <w:spacing w:after="0" w:before="200"/>
+              <w:ind w:left="340"/>
+            </w:pPr>
+            <w:r>
+              <w:rPr>
+                <w:sz w:val="20"/>
+                <w:szCs w:val="20"/>
+              </w:rPr>
+              <w:t xml:space="preserve"/>
+            </w:r>
+          </w:p>
+          <w:p>
+            <w:pPr>
+              <w:spacing w:after="20" w:before="60"/>
+            </w:pPr>
+            <w:r>
+              <w:rPr>
+                <w:rFonts w:ascii="Calibri" w:cs="Calibri" w:eastAsia="Calibri" w:hAnsi="Calibri"/>
+                <w:b/>
+                <w:bCs/>
+                <w:color w:val="16212A"/>
+                <w:sz w:val="19"/>
+                <w:szCs w:val="19"/>
+              </w:rPr>
+              <w:t xml:space="preserve">7. </w:t>
+            </w:r>
+            <w:r>
+              <w:rPr>
+                <w:rFonts w:ascii="Calibri" w:cs="Calibri" w:eastAsia="Calibri" w:hAnsi="Calibri"/>
+                <w:color w:val="16212A"/>
+                <w:sz w:val="19"/>
+                <w:szCs w:val="19"/>
+              </w:rPr>
+              <w:t xml:space="preserve">Quantos sistemas tem o hino 136?</w:t>
+            </w:r>
+          </w:p>
+          <w:p>
+            <w:pPr>
+              <w:pBdr>
+                <w:bottom w:val="dotted" w:color="AFBAC0" w:sz="6" w:space="2"/>
+              </w:pBdr>
+              <w:spacing w:after="0" w:before="200"/>
+              <w:ind w:left="340"/>
+            </w:pPr>
+            <w:r>
+              <w:rPr>
+                <w:sz w:val="20"/>
+                <w:szCs w:val="20"/>
+              </w:rPr>
+              <w:t xml:space="preserve"/>
+            </w:r>
+          </w:p>
+        </w:tc>
+      </w:tr>
+    </w:tbl>
+    <w:p>
+      <w:pPr>
+        <w:spacing w:after="160"/>
+      </w:pPr>
+    </w:p>
+    <w:tbl>
+      <w:tblPr>
+        <w:tblW w:type="dxa" w:w="9350"/>
+        <w:tblBorders>
+          <w:top w:val="single" w:color="D6DCDA" w:sz="2"/>
+          <w:left w:val="single" w:color="4A6B3F" w:sz="18"/>
+          <w:bottom w:val="single" w:color="D6DCDA" w:sz="2"/>
+          <w:right w:val="single" w:color="D6DCDA" w:sz="2"/>
+          <w:insideH w:val="none" w:color="FFFFFF" w:sz="0"/>
+          <w:insideV w:val="none" w:color="FFFFFF" w:sz="0"/>
+        </w:tblBorders>
+      </w:tblPr>
+      <w:tblGrid>
+        <w:gridCol w:w="9350"/>
+      </w:tblGrid>
+      <w:tr>
+        <w:tc>
+          <w:tcPr>
+            <w:tcW w:type="dxa" w:w="9350"/>
+            <w:shd w:fill="F4F7F2" w:val="clear"/>
+            <w:tcMar>
+              <w:top w:type="dxa" w:w="140"/>
+              <w:left w:type="dxa" w:w="200"/>
+              <w:bottom w:type="dxa" w:w="140"/>
+              <w:right w:type="dxa" w:w="200"/>
+            </w:tcMar>
+          </w:tcPr>
+          <w:p>
+            <w:pPr>
+              <w:spacing w:after="80"/>
+            </w:pPr>
+            <w:r>
+              <w:rPr>
+                <w:rFonts w:ascii="Cambria" w:cs="Cambria" w:eastAsia="Cambria" w:hAnsi="Cambria"/>
+                <w:b/>
+                <w:bCs/>
+                <w:color w:val="16212A"/>
+                <w:sz w:val="23"/>
+                <w:szCs w:val="23"/>
+              </w:rPr>
+              <w:t xml:space="preserve">Hino 217  </w:t>
+            </w:r>
+            <w:r>
+              <w:rPr>
+                <w:rFonts w:ascii="Cambria" w:cs="Cambria" w:eastAsia="Cambria" w:hAnsi="Cambria"/>
+                <w:i/>
+                <w:iCs/>
+                <w:color w:val="5C6B75"/>
+                <w:sz w:val="18"/>
+                <w:szCs w:val="18"/>
+              </w:rPr>
+              <w:t xml:space="preserve">Ré♭ maior · 6/8 · em 2</w:t>
+            </w:r>
+          </w:p>
+          <w:p>
+            <w:pPr>
+              <w:spacing w:after="20" w:before="60"/>
+            </w:pPr>
+            <w:r>
+              <w:rPr>
+                <w:rFonts w:ascii="Calibri" w:cs="Calibri" w:eastAsia="Calibri" w:hAnsi="Calibri"/>
+                <w:b/>
+                <w:bCs/>
+                <w:color w:val="16212A"/>
+                <w:sz w:val="19"/>
+                <w:szCs w:val="19"/>
+              </w:rPr>
+              <w:t xml:space="preserve">1. </w:t>
+            </w:r>
+            <w:r>
+              <w:rPr>
+                <w:rFonts w:ascii="Calibri" w:cs="Calibri" w:eastAsia="Calibri" w:hAnsi="Calibri"/>
+                <w:b/>
+                <w:bCs/>
+                <w:color w:val="4A6B3F"/>
+                <w:sz w:val="14"/>
+                <w:szCs w:val="14"/>
+              </w:rPr>
+              <w:t xml:space="preserve">NOVO  </w:t>
+            </w:r>
+            <w:r>
+              <w:rPr>
+                <w:rFonts w:ascii="Calibri" w:cs="Calibri" w:eastAsia="Calibri" w:hAnsi="Calibri"/>
+                <w:color w:val="16212A"/>
+                <w:sz w:val="19"/>
+                <w:szCs w:val="19"/>
+              </w:rPr>
+              <w:t xml:space="preserve">Qual é a tonalidade do hino 217? Escrita e de execução, no seu instrumento.</w:t>
+            </w:r>
+          </w:p>
+          <w:p>
+            <w:pPr>
+              <w:pBdr>
+                <w:bottom w:val="dotted" w:color="AFBAC0" w:sz="6" w:space="2"/>
+              </w:pBdr>
+              <w:spacing w:after="0" w:before="200"/>
+              <w:ind w:left="340"/>
+            </w:pPr>
+            <w:r>
+              <w:rPr>
+                <w:sz w:val="20"/>
+                <w:szCs w:val="20"/>
+              </w:rPr>
+              <w:t xml:space="preserve"/>
+            </w:r>
+          </w:p>
+          <w:p>
+            <w:pPr>
+              <w:spacing w:after="20" w:before="60"/>
+            </w:pPr>
+            <w:r>
+              <w:rPr>
+                <w:rFonts w:ascii="Calibri" w:cs="Calibri" w:eastAsia="Calibri" w:hAnsi="Calibri"/>
+                <w:b/>
+                <w:bCs/>
+                <w:color w:val="16212A"/>
+                <w:sz w:val="19"/>
+                <w:szCs w:val="19"/>
+              </w:rPr>
+              <w:t xml:space="preserve">2. </w:t>
+            </w:r>
+            <w:r>
+              <w:rPr>
+                <w:rFonts w:ascii="Calibri" w:cs="Calibri" w:eastAsia="Calibri" w:hAnsi="Calibri"/>
+                <w:b/>
+                <w:bCs/>
+                <w:color w:val="4A6B3F"/>
+                <w:sz w:val="14"/>
+                <w:szCs w:val="14"/>
+              </w:rPr>
+              <w:t xml:space="preserve">NOVO  </w:t>
+            </w:r>
+            <w:r>
+              <w:rPr>
+                <w:rFonts w:ascii="Calibri" w:cs="Calibri" w:eastAsia="Calibri" w:hAnsi="Calibri"/>
+                <w:color w:val="16212A"/>
+                <w:sz w:val="19"/>
+                <w:szCs w:val="19"/>
+              </w:rPr>
+              <w:t xml:space="preserve">Qual é a relativa menor da tonalidade do hino 217?</w:t>
+            </w:r>
+          </w:p>
+          <w:p>
+            <w:pPr>
+              <w:pBdr>
+                <w:bottom w:val="dotted" w:color="AFBAC0" w:sz="6" w:space="2"/>
+              </w:pBdr>
+              <w:spacing w:after="0" w:before="200"/>
+              <w:ind w:left="340"/>
+            </w:pPr>
+            <w:r>
+              <w:rPr>
+                <w:sz w:val="20"/>
+                <w:szCs w:val="20"/>
+              </w:rPr>
+              <w:t xml:space="preserve"/>
+            </w:r>
+          </w:p>
+          <w:p>
+            <w:pPr>
+              <w:spacing w:after="20" w:before="60"/>
+            </w:pPr>
+            <w:r>
+              <w:rPr>
+                <w:rFonts w:ascii="Calibri" w:cs="Calibri" w:eastAsia="Calibri" w:hAnsi="Calibri"/>
+                <w:b/>
+                <w:bCs/>
+                <w:color w:val="16212A"/>
+                <w:sz w:val="19"/>
+                <w:szCs w:val="19"/>
+              </w:rPr>
+              <w:t xml:space="preserve">3. </w:t>
+            </w:r>
+            <w:r>
+              <w:rPr>
+                <w:rFonts w:ascii="Calibri" w:cs="Calibri" w:eastAsia="Calibri" w:hAnsi="Calibri"/>
+                <w:color w:val="16212A"/>
+                <w:sz w:val="19"/>
+                <w:szCs w:val="19"/>
+              </w:rPr>
+              <w:t xml:space="preserve">Quais são os acidentes fixos (a armadura) do hino 217, em ordem?</w:t>
+            </w:r>
+          </w:p>
+          <w:p>
+            <w:pPr>
+              <w:pBdr>
+                <w:bottom w:val="dotted" w:color="AFBAC0" w:sz="6" w:space="2"/>
+              </w:pBdr>
+              <w:spacing w:after="0" w:before="200"/>
+              <w:ind w:left="340"/>
+            </w:pPr>
+            <w:r>
+              <w:rPr>
+                <w:sz w:val="20"/>
+                <w:szCs w:val="20"/>
+              </w:rPr>
+              <w:t xml:space="preserve"/>
+            </w:r>
+          </w:p>
+          <w:p>
+            <w:pPr>
+              <w:spacing w:after="20" w:before="60"/>
+            </w:pPr>
+            <w:r>
+              <w:rPr>
+                <w:rFonts w:ascii="Calibri" w:cs="Calibri" w:eastAsia="Calibri" w:hAnsi="Calibri"/>
+                <w:b/>
+                <w:bCs/>
+                <w:color w:val="16212A"/>
+                <w:sz w:val="19"/>
+                <w:szCs w:val="19"/>
+              </w:rPr>
+              <w:t xml:space="preserve">4. </w:t>
+            </w:r>
+            <w:r>
+              <w:rPr>
+                <w:rFonts w:ascii="Calibri" w:cs="Calibri" w:eastAsia="Calibri" w:hAnsi="Calibri"/>
+                <w:color w:val="16212A"/>
+                <w:sz w:val="19"/>
+                <w:szCs w:val="19"/>
+              </w:rPr>
+              <w:t xml:space="preserve">Qual é o efeito do bemol que aparece no começo das pautas do hino 217?</w:t>
+            </w:r>
+          </w:p>
+          <w:p>
+            <w:pPr>
+              <w:pBdr>
+                <w:bottom w:val="dotted" w:color="AFBAC0" w:sz="6" w:space="2"/>
+              </w:pBdr>
+              <w:spacing w:after="0" w:before="200"/>
+              <w:ind w:left="340"/>
+            </w:pPr>
+            <w:r>
+              <w:rPr>
+                <w:sz w:val="20"/>
+                <w:szCs w:val="20"/>
+              </w:rPr>
+              <w:t xml:space="preserve"/>
+            </w:r>
+          </w:p>
+          <w:p>
+            <w:pPr>
+              <w:spacing w:after="20" w:before="60"/>
+            </w:pPr>
+            <w:r>
+              <w:rPr>
+                <w:rFonts w:ascii="Calibri" w:cs="Calibri" w:eastAsia="Calibri" w:hAnsi="Calibri"/>
+                <w:b/>
+                <w:bCs/>
+                <w:color w:val="16212A"/>
+                <w:sz w:val="19"/>
+                <w:szCs w:val="19"/>
+              </w:rPr>
+              <w:t xml:space="preserve">5. </w:t>
+            </w:r>
+            <w:r>
+              <w:rPr>
+                <w:rFonts w:ascii="Calibri" w:cs="Calibri" w:eastAsia="Calibri" w:hAnsi="Calibri"/>
+                <w:color w:val="16212A"/>
+                <w:sz w:val="19"/>
+                <w:szCs w:val="19"/>
+              </w:rPr>
+              <w:t xml:space="preserve">No hino 217, em 6/8, qual é a unidade de movimento?</w:t>
+            </w:r>
+          </w:p>
+          <w:p>
+            <w:pPr>
+              <w:pBdr>
+                <w:bottom w:val="dotted" w:color="AFBAC0" w:sz="6" w:space="2"/>
+              </w:pBdr>
+              <w:spacing w:after="0" w:before="200"/>
+              <w:ind w:left="340"/>
+            </w:pPr>
+            <w:r>
+              <w:rPr>
+                <w:sz w:val="20"/>
+                <w:szCs w:val="20"/>
+              </w:rPr>
+              <w:t xml:space="preserve"/>
+            </w:r>
+          </w:p>
+          <w:p>
+            <w:pPr>
+              <w:spacing w:after="20" w:before="60"/>
+            </w:pPr>
+            <w:r>
+              <w:rPr>
+                <w:rFonts w:ascii="Calibri" w:cs="Calibri" w:eastAsia="Calibri" w:hAnsi="Calibri"/>
+                <w:b/>
+                <w:bCs/>
+                <w:color w:val="16212A"/>
+                <w:sz w:val="19"/>
+                <w:szCs w:val="19"/>
+              </w:rPr>
+              <w:t xml:space="preserve">6. </w:t>
+            </w:r>
+            <w:r>
+              <w:rPr>
+                <w:rFonts w:ascii="Calibri" w:cs="Calibri" w:eastAsia="Calibri" w:hAnsi="Calibri"/>
+                <w:color w:val="16212A"/>
+                <w:sz w:val="19"/>
+                <w:szCs w:val="19"/>
+              </w:rPr>
+              <w:t xml:space="preserve">O hino 217 tem nota pontuada? Se tiver, mostre uma.</w:t>
+            </w:r>
+          </w:p>
+          <w:p>
+            <w:pPr>
+              <w:pBdr>
+                <w:bottom w:val="dotted" w:color="AFBAC0" w:sz="6" w:space="2"/>
+              </w:pBdr>
+              <w:spacing w:after="0" w:before="200"/>
+              <w:ind w:left="340"/>
+            </w:pPr>
+            <w:r>
+              <w:rPr>
+                <w:sz w:val="20"/>
+                <w:szCs w:val="20"/>
+              </w:rPr>
+              <w:t xml:space="preserve"/>
+            </w:r>
+          </w:p>
+          <w:p>
+            <w:pPr>
+              <w:spacing w:after="20" w:before="60"/>
+            </w:pPr>
+            <w:r>
+              <w:rPr>
+                <w:rFonts w:ascii="Calibri" w:cs="Calibri" w:eastAsia="Calibri" w:hAnsi="Calibri"/>
+                <w:b/>
+                <w:bCs/>
+                <w:color w:val="16212A"/>
+                <w:sz w:val="19"/>
+                <w:szCs w:val="19"/>
+              </w:rPr>
+              <w:t xml:space="preserve">7. </w:t>
+            </w:r>
+            <w:r>
+              <w:rPr>
+                <w:rFonts w:ascii="Calibri" w:cs="Calibri" w:eastAsia="Calibri" w:hAnsi="Calibri"/>
+                <w:color w:val="16212A"/>
+                <w:sz w:val="19"/>
+                <w:szCs w:val="19"/>
+              </w:rPr>
+              <w:t xml:space="preserve">Quantos sistemas tem o hino 217?</w:t>
+            </w:r>
+          </w:p>
+          <w:p>
+            <w:pPr>
+              <w:pBdr>
+                <w:bottom w:val="dotted" w:color="AFBAC0" w:sz="6" w:space="2"/>
+              </w:pBdr>
+              <w:spacing w:after="0" w:before="200"/>
+              <w:ind w:left="340"/>
+            </w:pPr>
+            <w:r>
+              <w:rPr>
+                <w:sz w:val="20"/>
+                <w:szCs w:val="20"/>
+              </w:rPr>
+              <w:t xml:space="preserve"/>
+            </w:r>
+          </w:p>
+        </w:tc>
+      </w:tr>
+    </w:tbl>
+    <w:p>
+      <w:pPr>
+        <w:spacing w:after="160"/>
+      </w:pPr>
+    </w:p>
+    <w:tbl>
+      <w:tblPr>
+        <w:tblW w:type="dxa" w:w="9350"/>
+        <w:tblBorders>
+          <w:top w:val="single" w:color="D6DCDA" w:sz="2"/>
+          <w:left w:val="single" w:color="4A6B3F" w:sz="18"/>
+          <w:bottom w:val="single" w:color="D6DCDA" w:sz="2"/>
+          <w:right w:val="single" w:color="D6DCDA" w:sz="2"/>
+          <w:insideH w:val="none" w:color="FFFFFF" w:sz="0"/>
+          <w:insideV w:val="none" w:color="FFFFFF" w:sz="0"/>
+        </w:tblBorders>
+      </w:tblPr>
+      <w:tblGrid>
+        <w:gridCol w:w="9350"/>
+      </w:tblGrid>
+      <w:tr>
+        <w:tc>
+          <w:tcPr>
+            <w:tcW w:type="dxa" w:w="9350"/>
+            <w:shd w:fill="F4F7F2" w:val="clear"/>
+            <w:tcMar>
+              <w:top w:type="dxa" w:w="140"/>
+              <w:left w:type="dxa" w:w="200"/>
+              <w:bottom w:type="dxa" w:w="140"/>
+              <w:right w:type="dxa" w:w="200"/>
+            </w:tcMar>
+          </w:tcPr>
+          <w:p>
+            <w:pPr>
+              <w:spacing w:after="80"/>
+            </w:pPr>
+            <w:r>
+              <w:rPr>
+                <w:rFonts w:ascii="Cambria" w:cs="Cambria" w:eastAsia="Cambria" w:hAnsi="Cambria"/>
+                <w:b/>
+                <w:bCs/>
+                <w:color w:val="16212A"/>
+                <w:sz w:val="23"/>
+                <w:szCs w:val="23"/>
+              </w:rPr>
+              <w:t xml:space="preserve">Hino 54  </w:t>
+            </w:r>
+            <w:r>
+              <w:rPr>
+                <w:rFonts w:ascii="Cambria" w:cs="Cambria" w:eastAsia="Cambria" w:hAnsi="Cambria"/>
+                <w:i/>
+                <w:iCs/>
+                <w:color w:val="5C6B75"/>
+                <w:sz w:val="18"/>
+                <w:szCs w:val="18"/>
+              </w:rPr>
+              <w:t xml:space="preserve">Fá maior · 4/4</w:t>
+            </w:r>
+          </w:p>
+          <w:p>
+            <w:pPr>
+              <w:spacing w:after="20" w:before="60"/>
+            </w:pPr>
+            <w:r>
+              <w:rPr>
+                <w:rFonts w:ascii="Calibri" w:cs="Calibri" w:eastAsia="Calibri" w:hAnsi="Calibri"/>
+                <w:b/>
+                <w:bCs/>
+                <w:color w:val="16212A"/>
+                <w:sz w:val="19"/>
+                <w:szCs w:val="19"/>
+              </w:rPr>
+              <w:t xml:space="preserve">1. </w:t>
+            </w:r>
+            <w:r>
+              <w:rPr>
+                <w:rFonts w:ascii="Calibri" w:cs="Calibri" w:eastAsia="Calibri" w:hAnsi="Calibri"/>
+                <w:b/>
+                <w:bCs/>
+                <w:color w:val="4A6B3F"/>
+                <w:sz w:val="14"/>
+                <w:szCs w:val="14"/>
+              </w:rPr>
+              <w:t xml:space="preserve">NOVO  </w:t>
+            </w:r>
+            <w:r>
+              <w:rPr>
+                <w:rFonts w:ascii="Calibri" w:cs="Calibri" w:eastAsia="Calibri" w:hAnsi="Calibri"/>
+                <w:color w:val="16212A"/>
+                <w:sz w:val="19"/>
+                <w:szCs w:val="19"/>
+              </w:rPr>
+              <w:t xml:space="preserve">Qual é a tonalidade do hino 54? Escrita e de execução, no seu instrumento.</w:t>
+            </w:r>
+          </w:p>
+          <w:p>
+            <w:pPr>
+              <w:pBdr>
+                <w:bottom w:val="dotted" w:color="AFBAC0" w:sz="6" w:space="2"/>
+              </w:pBdr>
+              <w:spacing w:after="0" w:before="200"/>
+              <w:ind w:left="340"/>
+            </w:pPr>
+            <w:r>
+              <w:rPr>
+                <w:sz w:val="20"/>
+                <w:szCs w:val="20"/>
+              </w:rPr>
+              <w:t xml:space="preserve"/>
+            </w:r>
+          </w:p>
+          <w:p>
+            <w:pPr>
+              <w:spacing w:after="20" w:before="60"/>
+            </w:pPr>
+            <w:r>
+              <w:rPr>
+                <w:rFonts w:ascii="Calibri" w:cs="Calibri" w:eastAsia="Calibri" w:hAnsi="Calibri"/>
+                <w:b/>
+                <w:bCs/>
+                <w:color w:val="16212A"/>
+                <w:sz w:val="19"/>
+                <w:szCs w:val="19"/>
+              </w:rPr>
+              <w:t xml:space="preserve">2. </w:t>
+            </w:r>
+            <w:r>
+              <w:rPr>
+                <w:rFonts w:ascii="Calibri" w:cs="Calibri" w:eastAsia="Calibri" w:hAnsi="Calibri"/>
+                <w:b/>
+                <w:bCs/>
+                <w:color w:val="4A6B3F"/>
+                <w:sz w:val="14"/>
+                <w:szCs w:val="14"/>
+              </w:rPr>
+              <w:t xml:space="preserve">NOVO  </w:t>
+            </w:r>
+            <w:r>
+              <w:rPr>
+                <w:rFonts w:ascii="Calibri" w:cs="Calibri" w:eastAsia="Calibri" w:hAnsi="Calibri"/>
+                <w:color w:val="16212A"/>
+                <w:sz w:val="19"/>
+                <w:szCs w:val="19"/>
+              </w:rPr>
+              <w:t xml:space="preserve">Qual é a relativa menor da tonalidade do hino 54?</w:t>
+            </w:r>
+          </w:p>
+          <w:p>
+            <w:pPr>
+              <w:pBdr>
+                <w:bottom w:val="dotted" w:color="AFBAC0" w:sz="6" w:space="2"/>
+              </w:pBdr>
+              <w:spacing w:after="0" w:before="200"/>
+              <w:ind w:left="340"/>
+            </w:pPr>
+            <w:r>
+              <w:rPr>
+                <w:sz w:val="20"/>
+                <w:szCs w:val="20"/>
+              </w:rPr>
+              <w:t xml:space="preserve"/>
+            </w:r>
+          </w:p>
+          <w:p>
+            <w:pPr>
+              <w:spacing w:after="20" w:before="60"/>
+            </w:pPr>
+            <w:r>
+              <w:rPr>
+                <w:rFonts w:ascii="Calibri" w:cs="Calibri" w:eastAsia="Calibri" w:hAnsi="Calibri"/>
+                <w:b/>
+                <w:bCs/>
+                <w:color w:val="16212A"/>
+                <w:sz w:val="19"/>
+                <w:szCs w:val="19"/>
+              </w:rPr>
+              <w:t xml:space="preserve">3. </w:t>
+            </w:r>
+            <w:r>
+              <w:rPr>
+                <w:rFonts w:ascii="Calibri" w:cs="Calibri" w:eastAsia="Calibri" w:hAnsi="Calibri"/>
+                <w:color w:val="16212A"/>
+                <w:sz w:val="19"/>
+                <w:szCs w:val="19"/>
+              </w:rPr>
+              <w:t xml:space="preserve">Quais são os acidentes fixos (a armadura) do hino 54, em ordem?</w:t>
+            </w:r>
+          </w:p>
+          <w:p>
+            <w:pPr>
+              <w:pBdr>
+                <w:bottom w:val="dotted" w:color="AFBAC0" w:sz="6" w:space="2"/>
+              </w:pBdr>
+              <w:spacing w:after="0" w:before="200"/>
+              <w:ind w:left="340"/>
+            </w:pPr>
+            <w:r>
+              <w:rPr>
+                <w:sz w:val="20"/>
+                <w:szCs w:val="20"/>
+              </w:rPr>
+              <w:t xml:space="preserve"/>
+            </w:r>
+          </w:p>
+          <w:p>
+            <w:pPr>
+              <w:spacing w:after="20" w:before="60"/>
+            </w:pPr>
+            <w:r>
+              <w:rPr>
+                <w:rFonts w:ascii="Calibri" w:cs="Calibri" w:eastAsia="Calibri" w:hAnsi="Calibri"/>
+                <w:b/>
+                <w:bCs/>
+                <w:color w:val="16212A"/>
+                <w:sz w:val="19"/>
+                <w:szCs w:val="19"/>
+              </w:rPr>
+              <w:t xml:space="preserve">4. </w:t>
+            </w:r>
+            <w:r>
+              <w:rPr>
+                <w:rFonts w:ascii="Calibri" w:cs="Calibri" w:eastAsia="Calibri" w:hAnsi="Calibri"/>
+                <w:color w:val="16212A"/>
+                <w:sz w:val="19"/>
+                <w:szCs w:val="19"/>
+              </w:rPr>
+              <w:t xml:space="preserve">Toque a escala maior na tonalidade do hino 54.</w:t>
+            </w:r>
+          </w:p>
+          <w:p>
+            <w:pPr>
+              <w:pBdr>
+                <w:bottom w:val="dotted" w:color="AFBAC0" w:sz="6" w:space="2"/>
+              </w:pBdr>
+              <w:spacing w:after="0" w:before="200"/>
+              <w:ind w:left="340"/>
+            </w:pPr>
+            <w:r>
+              <w:rPr>
+                <w:sz w:val="20"/>
+                <w:szCs w:val="20"/>
+              </w:rPr>
+              <w:t xml:space="preserve"/>
+            </w:r>
+          </w:p>
+          <w:p>
+            <w:pPr>
+              <w:spacing w:after="20" w:before="60"/>
+            </w:pPr>
+            <w:r>
+              <w:rPr>
+                <w:rFonts w:ascii="Calibri" w:cs="Calibri" w:eastAsia="Calibri" w:hAnsi="Calibri"/>
+                <w:b/>
+                <w:bCs/>
+                <w:color w:val="16212A"/>
+                <w:sz w:val="19"/>
+                <w:szCs w:val="19"/>
+              </w:rPr>
+              <w:t xml:space="preserve">5. </w:t>
+            </w:r>
+            <w:r>
+              <w:rPr>
+                <w:rFonts w:ascii="Calibri" w:cs="Calibri" w:eastAsia="Calibri" w:hAnsi="Calibri"/>
+                <w:color w:val="16212A"/>
+                <w:sz w:val="19"/>
+                <w:szCs w:val="19"/>
+              </w:rPr>
+              <w:t xml:space="preserve">O hino 54 tem fermata? Se tiver, como ela se executa?</w:t>
+            </w:r>
+          </w:p>
+          <w:p>
+            <w:pPr>
+              <w:pBdr>
+                <w:bottom w:val="dotted" w:color="AFBAC0" w:sz="6" w:space="2"/>
+              </w:pBdr>
+              <w:spacing w:after="0" w:before="200"/>
+              <w:ind w:left="340"/>
+            </w:pPr>
+            <w:r>
+              <w:rPr>
+                <w:sz w:val="20"/>
+                <w:szCs w:val="20"/>
+              </w:rPr>
+              <w:t xml:space="preserve"/>
+            </w:r>
+          </w:p>
+          <w:p>
+            <w:pPr>
+              <w:spacing w:after="20" w:before="60"/>
+            </w:pPr>
+            <w:r>
+              <w:rPr>
+                <w:rFonts w:ascii="Calibri" w:cs="Calibri" w:eastAsia="Calibri" w:hAnsi="Calibri"/>
+                <w:b/>
+                <w:bCs/>
+                <w:color w:val="16212A"/>
+                <w:sz w:val="19"/>
+                <w:szCs w:val="19"/>
+              </w:rPr>
+              <w:t xml:space="preserve">6. </w:t>
+            </w:r>
+            <w:r>
+              <w:rPr>
+                <w:rFonts w:ascii="Calibri" w:cs="Calibri" w:eastAsia="Calibri" w:hAnsi="Calibri"/>
+                <w:color w:val="16212A"/>
+                <w:sz w:val="19"/>
+                <w:szCs w:val="19"/>
+              </w:rPr>
+              <w:t xml:space="preserve">O hino 54 tem nota pontuada? Se tiver, mostre uma.</w:t>
+            </w:r>
+          </w:p>
+          <w:p>
+            <w:pPr>
+              <w:pBdr>
+                <w:bottom w:val="dotted" w:color="AFBAC0" w:sz="6" w:space="2"/>
+              </w:pBdr>
+              <w:spacing w:after="0" w:before="200"/>
+              <w:ind w:left="340"/>
+            </w:pPr>
+            <w:r>
+              <w:rPr>
+                <w:sz w:val="20"/>
+                <w:szCs w:val="20"/>
+              </w:rPr>
+              <w:t xml:space="preserve"/>
+            </w:r>
+          </w:p>
+          <w:p>
+            <w:pPr>
+              <w:spacing w:after="20" w:before="60"/>
+            </w:pPr>
+            <w:r>
+              <w:rPr>
+                <w:rFonts w:ascii="Calibri" w:cs="Calibri" w:eastAsia="Calibri" w:hAnsi="Calibri"/>
+                <w:b/>
+                <w:bCs/>
+                <w:color w:val="16212A"/>
+                <w:sz w:val="19"/>
+                <w:szCs w:val="19"/>
+              </w:rPr>
+              <w:t xml:space="preserve">7. </w:t>
+            </w:r>
+            <w:r>
+              <w:rPr>
+                <w:rFonts w:ascii="Calibri" w:cs="Calibri" w:eastAsia="Calibri" w:hAnsi="Calibri"/>
+                <w:color w:val="16212A"/>
+                <w:sz w:val="19"/>
+                <w:szCs w:val="19"/>
+              </w:rPr>
+              <w:t xml:space="preserve">Quantos sistemas tem o hino 54?</w:t>
+            </w:r>
+          </w:p>
+          <w:p>
+            <w:pPr>
+              <w:pBdr>
+                <w:bottom w:val="dotted" w:color="AFBAC0" w:sz="6" w:space="2"/>
+              </w:pBdr>
+              <w:spacing w:after="0" w:before="200"/>
+              <w:ind w:left="340"/>
+            </w:pPr>
+            <w:r>
+              <w:rPr>
+                <w:sz w:val="20"/>
+                <w:szCs w:val="20"/>
+              </w:rPr>
+              <w:t xml:space="preserve"/>
+            </w:r>
+          </w:p>
+        </w:tc>
+      </w:tr>
+    </w:tbl>
+    <w:p>
+      <w:pPr>
+        <w:spacing w:after="160"/>
+      </w:pPr>
+    </w:p>
+    <w:p>
       <w:pPr>
         <w:pStyle w:val="Heading1"/>
         <w:spacing w:after="50"/>
@@ -12590,6 +16038,777 @@
       <w:r>
         <w:br w:type="page"/>
       </w:r>
+    </w:p>
+    <w:p>
+      <w:r>
+        <w:br w:type="page"/>
+      </w:r>
+    </w:p>
+    <w:p>
+      <w:pPr>
+        <w:spacing w:after="60" w:line="300"/>
+      </w:pPr>
+      <w:r>
+        <w:rPr>
+          <w:rFonts w:ascii="Calibri" w:cs="Calibri" w:eastAsia="Calibri" w:hAnsi="Calibri"/>
+          <w:caps/>
+          <w:color w:val="5C6B75"/>
+          <w:spacing w:val="16"/>
+          <w:sz w:val="16"/>
+          <w:szCs w:val="16"/>
+        </w:rPr>
+        <w:t xml:space="preserve">Fim da fase 9 · análise de hinos</w:t>
+      </w:r>
+    </w:p>
+    <w:p>
+      <w:pPr>
+        <w:spacing w:after="100"/>
+      </w:pPr>
+      <w:r>
+        <w:rPr>
+          <w:rFonts w:ascii="Cambria" w:cs="Cambria" w:eastAsia="Cambria" w:hAnsi="Cambria"/>
+          <w:b/>
+          <w:bCs/>
+          <w:color w:val="4A6B3F"/>
+          <w:sz w:val="32"/>
+          <w:szCs w:val="32"/>
+        </w:rPr>
+        <w:t xml:space="preserve">Com o hinário em mãos</w:t>
+      </w:r>
+    </w:p>
+    <w:p>
+      <w:pPr>
+        <w:spacing w:after="160" w:line="300"/>
+      </w:pPr>
+      <w:r>
+        <w:rPr>
+          <w:rFonts w:ascii="Calibri" w:cs="Calibri" w:eastAsia="Calibri" w:hAnsi="Calibri"/>
+          <w:color w:val="3F4C55"/>
+          <w:sz w:val="19"/>
+          <w:szCs w:val="19"/>
+        </w:rPr>
+        <w:t xml:space="preserve">Fase 9 — barras de repetição. As perguntas cobrem só o que foi estudado até aqui: as marcadas “novo” são desta fase; as outras revisam as anteriores.</w:t>
+      </w:r>
+    </w:p>
+    <w:tbl>
+      <w:tblPr>
+        <w:tblW w:type="dxa" w:w="9350"/>
+        <w:tblBorders>
+          <w:top w:val="single" w:color="D6DCDA" w:sz="2"/>
+          <w:left w:val="single" w:color="4A6B3F" w:sz="18"/>
+          <w:bottom w:val="single" w:color="D6DCDA" w:sz="2"/>
+          <w:right w:val="single" w:color="D6DCDA" w:sz="2"/>
+          <w:insideH w:val="none" w:color="FFFFFF" w:sz="0"/>
+          <w:insideV w:val="none" w:color="FFFFFF" w:sz="0"/>
+        </w:tblBorders>
+      </w:tblPr>
+      <w:tblGrid>
+        <w:gridCol w:w="9350"/>
+      </w:tblGrid>
+      <w:tr>
+        <w:tc>
+          <w:tcPr>
+            <w:tcW w:type="dxa" w:w="9350"/>
+            <w:shd w:fill="F4F7F2" w:val="clear"/>
+            <w:tcMar>
+              <w:top w:type="dxa" w:w="140"/>
+              <w:left w:type="dxa" w:w="200"/>
+              <w:bottom w:type="dxa" w:w="140"/>
+              <w:right w:type="dxa" w:w="200"/>
+            </w:tcMar>
+          </w:tcPr>
+          <w:p>
+            <w:pPr>
+              <w:spacing w:after="80"/>
+            </w:pPr>
+            <w:r>
+              <w:rPr>
+                <w:rFonts w:ascii="Cambria" w:cs="Cambria" w:eastAsia="Cambria" w:hAnsi="Cambria"/>
+                <w:b/>
+                <w:bCs/>
+                <w:color w:val="16212A"/>
+                <w:sz w:val="23"/>
+                <w:szCs w:val="23"/>
+              </w:rPr>
+              <w:t xml:space="preserve">Hino 272  </w:t>
+            </w:r>
+            <w:r>
+              <w:rPr>
+                <w:rFonts w:ascii="Cambria" w:cs="Cambria" w:eastAsia="Cambria" w:hAnsi="Cambria"/>
+                <w:i/>
+                <w:iCs/>
+                <w:color w:val="5C6B75"/>
+                <w:sz w:val="18"/>
+                <w:szCs w:val="18"/>
+              </w:rPr>
+              <w:t xml:space="preserve">Mi♭ maior · 6/8 · em 2</w:t>
+            </w:r>
+          </w:p>
+          <w:p>
+            <w:pPr>
+              <w:spacing w:after="20" w:before="60"/>
+            </w:pPr>
+            <w:r>
+              <w:rPr>
+                <w:rFonts w:ascii="Calibri" w:cs="Calibri" w:eastAsia="Calibri" w:hAnsi="Calibri"/>
+                <w:b/>
+                <w:bCs/>
+                <w:color w:val="16212A"/>
+                <w:sz w:val="19"/>
+                <w:szCs w:val="19"/>
+              </w:rPr>
+              <w:t xml:space="preserve">1. </w:t>
+            </w:r>
+            <w:r>
+              <w:rPr>
+                <w:rFonts w:ascii="Calibri" w:cs="Calibri" w:eastAsia="Calibri" w:hAnsi="Calibri"/>
+                <w:b/>
+                <w:bCs/>
+                <w:color w:val="4A6B3F"/>
+                <w:sz w:val="14"/>
+                <w:szCs w:val="14"/>
+              </w:rPr>
+              <w:t xml:space="preserve">NOVO  </w:t>
+            </w:r>
+            <w:r>
+              <w:rPr>
+                <w:rFonts w:ascii="Calibri" w:cs="Calibri" w:eastAsia="Calibri" w:hAnsi="Calibri"/>
+                <w:color w:val="16212A"/>
+                <w:sz w:val="19"/>
+                <w:szCs w:val="19"/>
+              </w:rPr>
+              <w:t xml:space="preserve">O hino 272 tem barras de repetição (ritornelo)?</w:t>
+            </w:r>
+          </w:p>
+          <w:p>
+            <w:pPr>
+              <w:pBdr>
+                <w:bottom w:val="dotted" w:color="AFBAC0" w:sz="6" w:space="2"/>
+              </w:pBdr>
+              <w:spacing w:after="0" w:before="200"/>
+              <w:ind w:left="340"/>
+            </w:pPr>
+            <w:r>
+              <w:rPr>
+                <w:sz w:val="20"/>
+                <w:szCs w:val="20"/>
+              </w:rPr>
+              <w:t xml:space="preserve"/>
+            </w:r>
+          </w:p>
+          <w:p>
+            <w:pPr>
+              <w:spacing w:after="20" w:before="60"/>
+            </w:pPr>
+            <w:r>
+              <w:rPr>
+                <w:rFonts w:ascii="Calibri" w:cs="Calibri" w:eastAsia="Calibri" w:hAnsi="Calibri"/>
+                <w:b/>
+                <w:bCs/>
+                <w:color w:val="16212A"/>
+                <w:sz w:val="19"/>
+                <w:szCs w:val="19"/>
+              </w:rPr>
+              <w:t xml:space="preserve">2. </w:t>
+            </w:r>
+            <w:r>
+              <w:rPr>
+                <w:rFonts w:ascii="Calibri" w:cs="Calibri" w:eastAsia="Calibri" w:hAnsi="Calibri"/>
+                <w:color w:val="16212A"/>
+                <w:sz w:val="19"/>
+                <w:szCs w:val="19"/>
+              </w:rPr>
+              <w:t xml:space="preserve">Qual é a tonalidade do hino 272? Escrita e de execução, no seu instrumento.</w:t>
+            </w:r>
+          </w:p>
+          <w:p>
+            <w:pPr>
+              <w:pBdr>
+                <w:bottom w:val="dotted" w:color="AFBAC0" w:sz="6" w:space="2"/>
+              </w:pBdr>
+              <w:spacing w:after="0" w:before="200"/>
+              <w:ind w:left="340"/>
+            </w:pPr>
+            <w:r>
+              <w:rPr>
+                <w:sz w:val="20"/>
+                <w:szCs w:val="20"/>
+              </w:rPr>
+              <w:t xml:space="preserve"/>
+            </w:r>
+          </w:p>
+          <w:p>
+            <w:pPr>
+              <w:spacing w:after="20" w:before="60"/>
+            </w:pPr>
+            <w:r>
+              <w:rPr>
+                <w:rFonts w:ascii="Calibri" w:cs="Calibri" w:eastAsia="Calibri" w:hAnsi="Calibri"/>
+                <w:b/>
+                <w:bCs/>
+                <w:color w:val="16212A"/>
+                <w:sz w:val="19"/>
+                <w:szCs w:val="19"/>
+              </w:rPr>
+              <w:t xml:space="preserve">3. </w:t>
+            </w:r>
+            <w:r>
+              <w:rPr>
+                <w:rFonts w:ascii="Calibri" w:cs="Calibri" w:eastAsia="Calibri" w:hAnsi="Calibri"/>
+                <w:color w:val="16212A"/>
+                <w:sz w:val="19"/>
+                <w:szCs w:val="19"/>
+              </w:rPr>
+              <w:t xml:space="preserve">Quais são os acidentes fixos (a armadura) do hino 272, em ordem?</w:t>
+            </w:r>
+          </w:p>
+          <w:p>
+            <w:pPr>
+              <w:pBdr>
+                <w:bottom w:val="dotted" w:color="AFBAC0" w:sz="6" w:space="2"/>
+              </w:pBdr>
+              <w:spacing w:after="0" w:before="200"/>
+              <w:ind w:left="340"/>
+            </w:pPr>
+            <w:r>
+              <w:rPr>
+                <w:sz w:val="20"/>
+                <w:szCs w:val="20"/>
+              </w:rPr>
+              <w:t xml:space="preserve"/>
+            </w:r>
+          </w:p>
+          <w:p>
+            <w:pPr>
+              <w:spacing w:after="20" w:before="60"/>
+            </w:pPr>
+            <w:r>
+              <w:rPr>
+                <w:rFonts w:ascii="Calibri" w:cs="Calibri" w:eastAsia="Calibri" w:hAnsi="Calibri"/>
+                <w:b/>
+                <w:bCs/>
+                <w:color w:val="16212A"/>
+                <w:sz w:val="19"/>
+                <w:szCs w:val="19"/>
+              </w:rPr>
+              <w:t xml:space="preserve">4. </w:t>
+            </w:r>
+            <w:r>
+              <w:rPr>
+                <w:rFonts w:ascii="Calibri" w:cs="Calibri" w:eastAsia="Calibri" w:hAnsi="Calibri"/>
+                <w:color w:val="16212A"/>
+                <w:sz w:val="19"/>
+                <w:szCs w:val="19"/>
+              </w:rPr>
+              <w:t xml:space="preserve">Toque a escala maior na tonalidade do hino 272.</w:t>
+            </w:r>
+          </w:p>
+          <w:p>
+            <w:pPr>
+              <w:pBdr>
+                <w:bottom w:val="dotted" w:color="AFBAC0" w:sz="6" w:space="2"/>
+              </w:pBdr>
+              <w:spacing w:after="0" w:before="200"/>
+              <w:ind w:left="340"/>
+            </w:pPr>
+            <w:r>
+              <w:rPr>
+                <w:sz w:val="20"/>
+                <w:szCs w:val="20"/>
+              </w:rPr>
+              <w:t xml:space="preserve"/>
+            </w:r>
+          </w:p>
+          <w:p>
+            <w:pPr>
+              <w:spacing w:after="20" w:before="60"/>
+            </w:pPr>
+            <w:r>
+              <w:rPr>
+                <w:rFonts w:ascii="Calibri" w:cs="Calibri" w:eastAsia="Calibri" w:hAnsi="Calibri"/>
+                <w:b/>
+                <w:bCs/>
+                <w:color w:val="16212A"/>
+                <w:sz w:val="19"/>
+                <w:szCs w:val="19"/>
+              </w:rPr>
+              <w:t xml:space="preserve">5. </w:t>
+            </w:r>
+            <w:r>
+              <w:rPr>
+                <w:rFonts w:ascii="Calibri" w:cs="Calibri" w:eastAsia="Calibri" w:hAnsi="Calibri"/>
+                <w:color w:val="16212A"/>
+                <w:sz w:val="19"/>
+                <w:szCs w:val="19"/>
+              </w:rPr>
+              <w:t xml:space="preserve">O hino 272 tem fermata? Se tiver, como ela se executa?</w:t>
+            </w:r>
+          </w:p>
+          <w:p>
+            <w:pPr>
+              <w:pBdr>
+                <w:bottom w:val="dotted" w:color="AFBAC0" w:sz="6" w:space="2"/>
+              </w:pBdr>
+              <w:spacing w:after="0" w:before="200"/>
+              <w:ind w:left="340"/>
+            </w:pPr>
+            <w:r>
+              <w:rPr>
+                <w:sz w:val="20"/>
+                <w:szCs w:val="20"/>
+              </w:rPr>
+              <w:t xml:space="preserve"/>
+            </w:r>
+          </w:p>
+          <w:p>
+            <w:pPr>
+              <w:spacing w:after="20" w:before="60"/>
+            </w:pPr>
+            <w:r>
+              <w:rPr>
+                <w:rFonts w:ascii="Calibri" w:cs="Calibri" w:eastAsia="Calibri" w:hAnsi="Calibri"/>
+                <w:b/>
+                <w:bCs/>
+                <w:color w:val="16212A"/>
+                <w:sz w:val="19"/>
+                <w:szCs w:val="19"/>
+              </w:rPr>
+              <w:t xml:space="preserve">6. </w:t>
+            </w:r>
+            <w:r>
+              <w:rPr>
+                <w:rFonts w:ascii="Calibri" w:cs="Calibri" w:eastAsia="Calibri" w:hAnsi="Calibri"/>
+                <w:color w:val="16212A"/>
+                <w:sz w:val="19"/>
+                <w:szCs w:val="19"/>
+              </w:rPr>
+              <w:t xml:space="preserve">O hino 272 tem nota pontuada? Se tiver, mostre uma.</w:t>
+            </w:r>
+          </w:p>
+          <w:p>
+            <w:pPr>
+              <w:pBdr>
+                <w:bottom w:val="dotted" w:color="AFBAC0" w:sz="6" w:space="2"/>
+              </w:pBdr>
+              <w:spacing w:after="0" w:before="200"/>
+              <w:ind w:left="340"/>
+            </w:pPr>
+            <w:r>
+              <w:rPr>
+                <w:sz w:val="20"/>
+                <w:szCs w:val="20"/>
+              </w:rPr>
+              <w:t xml:space="preserve"/>
+            </w:r>
+          </w:p>
+          <w:p>
+            <w:pPr>
+              <w:spacing w:after="20" w:before="60"/>
+            </w:pPr>
+            <w:r>
+              <w:rPr>
+                <w:rFonts w:ascii="Calibri" w:cs="Calibri" w:eastAsia="Calibri" w:hAnsi="Calibri"/>
+                <w:b/>
+                <w:bCs/>
+                <w:color w:val="16212A"/>
+                <w:sz w:val="19"/>
+                <w:szCs w:val="19"/>
+              </w:rPr>
+              <w:t xml:space="preserve">7. </w:t>
+            </w:r>
+            <w:r>
+              <w:rPr>
+                <w:rFonts w:ascii="Calibri" w:cs="Calibri" w:eastAsia="Calibri" w:hAnsi="Calibri"/>
+                <w:color w:val="16212A"/>
+                <w:sz w:val="19"/>
+                <w:szCs w:val="19"/>
+              </w:rPr>
+              <w:t xml:space="preserve">Quantos sistemas tem o hino 272?</w:t>
+            </w:r>
+          </w:p>
+          <w:p>
+            <w:pPr>
+              <w:pBdr>
+                <w:bottom w:val="dotted" w:color="AFBAC0" w:sz="6" w:space="2"/>
+              </w:pBdr>
+              <w:spacing w:after="0" w:before="200"/>
+              <w:ind w:left="340"/>
+            </w:pPr>
+            <w:r>
+              <w:rPr>
+                <w:sz w:val="20"/>
+                <w:szCs w:val="20"/>
+              </w:rPr>
+              <w:t xml:space="preserve"/>
+            </w:r>
+          </w:p>
+        </w:tc>
+      </w:tr>
+    </w:tbl>
+    <w:p>
+      <w:pPr>
+        <w:spacing w:after="160"/>
+      </w:pPr>
+    </w:p>
+    <w:tbl>
+      <w:tblPr>
+        <w:tblW w:type="dxa" w:w="9350"/>
+        <w:tblBorders>
+          <w:top w:val="single" w:color="D6DCDA" w:sz="2"/>
+          <w:left w:val="single" w:color="4A6B3F" w:sz="18"/>
+          <w:bottom w:val="single" w:color="D6DCDA" w:sz="2"/>
+          <w:right w:val="single" w:color="D6DCDA" w:sz="2"/>
+          <w:insideH w:val="none" w:color="FFFFFF" w:sz="0"/>
+          <w:insideV w:val="none" w:color="FFFFFF" w:sz="0"/>
+        </w:tblBorders>
+      </w:tblPr>
+      <w:tblGrid>
+        <w:gridCol w:w="9350"/>
+      </w:tblGrid>
+      <w:tr>
+        <w:tc>
+          <w:tcPr>
+            <w:tcW w:type="dxa" w:w="9350"/>
+            <w:shd w:fill="F4F7F2" w:val="clear"/>
+            <w:tcMar>
+              <w:top w:type="dxa" w:w="140"/>
+              <w:left w:type="dxa" w:w="200"/>
+              <w:bottom w:type="dxa" w:w="140"/>
+              <w:right w:type="dxa" w:w="200"/>
+            </w:tcMar>
+          </w:tcPr>
+          <w:p>
+            <w:pPr>
+              <w:spacing w:after="80"/>
+            </w:pPr>
+            <w:r>
+              <w:rPr>
+                <w:rFonts w:ascii="Cambria" w:cs="Cambria" w:eastAsia="Cambria" w:hAnsi="Cambria"/>
+                <w:b/>
+                <w:bCs/>
+                <w:color w:val="16212A"/>
+                <w:sz w:val="23"/>
+                <w:szCs w:val="23"/>
+              </w:rPr>
+              <w:t xml:space="preserve">Hino 347  </w:t>
+            </w:r>
+            <w:r>
+              <w:rPr>
+                <w:rFonts w:ascii="Cambria" w:cs="Cambria" w:eastAsia="Cambria" w:hAnsi="Cambria"/>
+                <w:i/>
+                <w:iCs/>
+                <w:color w:val="5C6B75"/>
+                <w:sz w:val="18"/>
+                <w:szCs w:val="18"/>
+              </w:rPr>
+              <w:t xml:space="preserve">Lá♭ maior · 6/8 · em 2 · ♩ = 116-138</w:t>
+            </w:r>
+          </w:p>
+          <w:p>
+            <w:pPr>
+              <w:spacing w:after="20" w:before="60"/>
+            </w:pPr>
+            <w:r>
+              <w:rPr>
+                <w:rFonts w:ascii="Calibri" w:cs="Calibri" w:eastAsia="Calibri" w:hAnsi="Calibri"/>
+                <w:b/>
+                <w:bCs/>
+                <w:color w:val="16212A"/>
+                <w:sz w:val="19"/>
+                <w:szCs w:val="19"/>
+              </w:rPr>
+              <w:t xml:space="preserve">1. </w:t>
+            </w:r>
+            <w:r>
+              <w:rPr>
+                <w:rFonts w:ascii="Calibri" w:cs="Calibri" w:eastAsia="Calibri" w:hAnsi="Calibri"/>
+                <w:b/>
+                <w:bCs/>
+                <w:color w:val="4A6B3F"/>
+                <w:sz w:val="14"/>
+                <w:szCs w:val="14"/>
+              </w:rPr>
+              <w:t xml:space="preserve">NOVO  </w:t>
+            </w:r>
+            <w:r>
+              <w:rPr>
+                <w:rFonts w:ascii="Calibri" w:cs="Calibri" w:eastAsia="Calibri" w:hAnsi="Calibri"/>
+                <w:color w:val="16212A"/>
+                <w:sz w:val="19"/>
+                <w:szCs w:val="19"/>
+              </w:rPr>
+              <w:t xml:space="preserve">O hino 347 tem barras de repetição (ritornelo)?</w:t>
+            </w:r>
+          </w:p>
+          <w:p>
+            <w:pPr>
+              <w:pBdr>
+                <w:bottom w:val="dotted" w:color="AFBAC0" w:sz="6" w:space="2"/>
+              </w:pBdr>
+              <w:spacing w:after="0" w:before="200"/>
+              <w:ind w:left="340"/>
+            </w:pPr>
+            <w:r>
+              <w:rPr>
+                <w:sz w:val="20"/>
+                <w:szCs w:val="20"/>
+              </w:rPr>
+              <w:t xml:space="preserve"/>
+            </w:r>
+          </w:p>
+          <w:p>
+            <w:pPr>
+              <w:spacing w:after="20" w:before="60"/>
+            </w:pPr>
+            <w:r>
+              <w:rPr>
+                <w:rFonts w:ascii="Calibri" w:cs="Calibri" w:eastAsia="Calibri" w:hAnsi="Calibri"/>
+                <w:b/>
+                <w:bCs/>
+                <w:color w:val="16212A"/>
+                <w:sz w:val="19"/>
+                <w:szCs w:val="19"/>
+              </w:rPr>
+              <w:t xml:space="preserve">2. </w:t>
+            </w:r>
+            <w:r>
+              <w:rPr>
+                <w:rFonts w:ascii="Calibri" w:cs="Calibri" w:eastAsia="Calibri" w:hAnsi="Calibri"/>
+                <w:color w:val="16212A"/>
+                <w:sz w:val="19"/>
+                <w:szCs w:val="19"/>
+              </w:rPr>
+              <w:t xml:space="preserve">Qual é a relativa menor da tonalidade do hino 347?</w:t>
+            </w:r>
+          </w:p>
+          <w:p>
+            <w:pPr>
+              <w:pBdr>
+                <w:bottom w:val="dotted" w:color="AFBAC0" w:sz="6" w:space="2"/>
+              </w:pBdr>
+              <w:spacing w:after="0" w:before="200"/>
+              <w:ind w:left="340"/>
+            </w:pPr>
+            <w:r>
+              <w:rPr>
+                <w:sz w:val="20"/>
+                <w:szCs w:val="20"/>
+              </w:rPr>
+              <w:t xml:space="preserve"/>
+            </w:r>
+          </w:p>
+          <w:p>
+            <w:pPr>
+              <w:spacing w:after="20" w:before="60"/>
+            </w:pPr>
+            <w:r>
+              <w:rPr>
+                <w:rFonts w:ascii="Calibri" w:cs="Calibri" w:eastAsia="Calibri" w:hAnsi="Calibri"/>
+                <w:b/>
+                <w:bCs/>
+                <w:color w:val="16212A"/>
+                <w:sz w:val="19"/>
+                <w:szCs w:val="19"/>
+              </w:rPr>
+              <w:t xml:space="preserve">3. </w:t>
+            </w:r>
+            <w:r>
+              <w:rPr>
+                <w:rFonts w:ascii="Calibri" w:cs="Calibri" w:eastAsia="Calibri" w:hAnsi="Calibri"/>
+                <w:color w:val="16212A"/>
+                <w:sz w:val="19"/>
+                <w:szCs w:val="19"/>
+              </w:rPr>
+              <w:t xml:space="preserve">Quais são os acidentes fixos (a armadura) do hino 347, em ordem?</w:t>
+            </w:r>
+          </w:p>
+          <w:p>
+            <w:pPr>
+              <w:pBdr>
+                <w:bottom w:val="dotted" w:color="AFBAC0" w:sz="6" w:space="2"/>
+              </w:pBdr>
+              <w:spacing w:after="0" w:before="200"/>
+              <w:ind w:left="340"/>
+            </w:pPr>
+            <w:r>
+              <w:rPr>
+                <w:sz w:val="20"/>
+                <w:szCs w:val="20"/>
+              </w:rPr>
+              <w:t xml:space="preserve"/>
+            </w:r>
+          </w:p>
+          <w:p>
+            <w:pPr>
+              <w:spacing w:after="20" w:before="60"/>
+            </w:pPr>
+            <w:r>
+              <w:rPr>
+                <w:rFonts w:ascii="Calibri" w:cs="Calibri" w:eastAsia="Calibri" w:hAnsi="Calibri"/>
+                <w:b/>
+                <w:bCs/>
+                <w:color w:val="16212A"/>
+                <w:sz w:val="19"/>
+                <w:szCs w:val="19"/>
+              </w:rPr>
+              <w:t xml:space="preserve">4. </w:t>
+            </w:r>
+            <w:r>
+              <w:rPr>
+                <w:rFonts w:ascii="Calibri" w:cs="Calibri" w:eastAsia="Calibri" w:hAnsi="Calibri"/>
+                <w:color w:val="16212A"/>
+                <w:sz w:val="19"/>
+                <w:szCs w:val="19"/>
+              </w:rPr>
+              <w:t xml:space="preserve">Qual é o efeito do bemol que aparece no começo das pautas do hino 347?</w:t>
+            </w:r>
+          </w:p>
+          <w:p>
+            <w:pPr>
+              <w:pBdr>
+                <w:bottom w:val="dotted" w:color="AFBAC0" w:sz="6" w:space="2"/>
+              </w:pBdr>
+              <w:spacing w:after="0" w:before="200"/>
+              <w:ind w:left="340"/>
+            </w:pPr>
+            <w:r>
+              <w:rPr>
+                <w:sz w:val="20"/>
+                <w:szCs w:val="20"/>
+              </w:rPr>
+              <w:t xml:space="preserve"/>
+            </w:r>
+          </w:p>
+          <w:p>
+            <w:pPr>
+              <w:spacing w:after="20" w:before="60"/>
+            </w:pPr>
+            <w:r>
+              <w:rPr>
+                <w:rFonts w:ascii="Calibri" w:cs="Calibri" w:eastAsia="Calibri" w:hAnsi="Calibri"/>
+                <w:b/>
+                <w:bCs/>
+                <w:color w:val="16212A"/>
+                <w:sz w:val="19"/>
+                <w:szCs w:val="19"/>
+              </w:rPr>
+              <w:t xml:space="preserve">5. </w:t>
+            </w:r>
+            <w:r>
+              <w:rPr>
+                <w:rFonts w:ascii="Calibri" w:cs="Calibri" w:eastAsia="Calibri" w:hAnsi="Calibri"/>
+                <w:color w:val="16212A"/>
+                <w:sz w:val="19"/>
+                <w:szCs w:val="19"/>
+              </w:rPr>
+              <w:t xml:space="preserve">No hino 347, em 6/8, qual é a unidade de movimento?</w:t>
+            </w:r>
+          </w:p>
+          <w:p>
+            <w:pPr>
+              <w:pBdr>
+                <w:bottom w:val="dotted" w:color="AFBAC0" w:sz="6" w:space="2"/>
+              </w:pBdr>
+              <w:spacing w:after="0" w:before="200"/>
+              <w:ind w:left="340"/>
+            </w:pPr>
+            <w:r>
+              <w:rPr>
+                <w:sz w:val="20"/>
+                <w:szCs w:val="20"/>
+              </w:rPr>
+              <w:t xml:space="preserve"/>
+            </w:r>
+          </w:p>
+          <w:p>
+            <w:pPr>
+              <w:spacing w:after="20" w:before="60"/>
+            </w:pPr>
+            <w:r>
+              <w:rPr>
+                <w:rFonts w:ascii="Calibri" w:cs="Calibri" w:eastAsia="Calibri" w:hAnsi="Calibri"/>
+                <w:b/>
+                <w:bCs/>
+                <w:color w:val="16212A"/>
+                <w:sz w:val="19"/>
+                <w:szCs w:val="19"/>
+              </w:rPr>
+              <w:t xml:space="preserve">6. </w:t>
+            </w:r>
+            <w:r>
+              <w:rPr>
+                <w:rFonts w:ascii="Calibri" w:cs="Calibri" w:eastAsia="Calibri" w:hAnsi="Calibri"/>
+                <w:color w:val="16212A"/>
+                <w:sz w:val="19"/>
+                <w:szCs w:val="19"/>
+              </w:rPr>
+              <w:t xml:space="preserve">O hino 347 tem nota pontuada? Se tiver, mostre uma.</w:t>
+            </w:r>
+          </w:p>
+          <w:p>
+            <w:pPr>
+              <w:pBdr>
+                <w:bottom w:val="dotted" w:color="AFBAC0" w:sz="6" w:space="2"/>
+              </w:pBdr>
+              <w:spacing w:after="0" w:before="200"/>
+              <w:ind w:left="340"/>
+            </w:pPr>
+            <w:r>
+              <w:rPr>
+                <w:sz w:val="20"/>
+                <w:szCs w:val="20"/>
+              </w:rPr>
+              <w:t xml:space="preserve"/>
+            </w:r>
+          </w:p>
+          <w:p>
+            <w:pPr>
+              <w:spacing w:after="20" w:before="60"/>
+            </w:pPr>
+            <w:r>
+              <w:rPr>
+                <w:rFonts w:ascii="Calibri" w:cs="Calibri" w:eastAsia="Calibri" w:hAnsi="Calibri"/>
+                <w:b/>
+                <w:bCs/>
+                <w:color w:val="16212A"/>
+                <w:sz w:val="19"/>
+                <w:szCs w:val="19"/>
+              </w:rPr>
+              <w:t xml:space="preserve">7. </w:t>
+            </w:r>
+            <w:r>
+              <w:rPr>
+                <w:rFonts w:ascii="Calibri" w:cs="Calibri" w:eastAsia="Calibri" w:hAnsi="Calibri"/>
+                <w:color w:val="16212A"/>
+                <w:sz w:val="19"/>
+                <w:szCs w:val="19"/>
+              </w:rPr>
+              <w:t xml:space="preserve">Qual é a marcação de velocidade do hino 347, e qual a velocidade média?</w:t>
+            </w:r>
+          </w:p>
+          <w:p>
+            <w:pPr>
+              <w:pBdr>
+                <w:bottom w:val="dotted" w:color="AFBAC0" w:sz="6" w:space="2"/>
+              </w:pBdr>
+              <w:spacing w:after="0" w:before="200"/>
+              <w:ind w:left="340"/>
+            </w:pPr>
+            <w:r>
+              <w:rPr>
+                <w:sz w:val="20"/>
+                <w:szCs w:val="20"/>
+              </w:rPr>
+              <w:t xml:space="preserve"/>
+            </w:r>
+          </w:p>
+        </w:tc>
+      </w:tr>
+    </w:tbl>
+    <w:p>
+      <w:pPr>
+        <w:spacing w:after="160"/>
+      </w:pPr>
     </w:p>
     <w:p>
       <w:pPr>
